--- a/pr-preview/pr-348/estimation-handout-tracked-changes.docx
+++ b/pr-preview/pr-348/estimation-handout-tracked-changes.docx
@@ -16,7 +16,7 @@
       </w:pPr>
       <w:del w:id="1" w:author="PR Preview" w:date="2026-01-01T00:00:00Z">
         <w:r>
-          <w:delText xml:space="preserve">Last modified: 2026-10-18 17:33:29 (PDT)</w:delText>
+          <w:delText xml:space="preserve">Last modified: 2026-10-19 00:31:45 (PDT)</w:delText>
         </w:r>
       </w:del>
     </w:p>
@@ -26,7 +26,7 @@
       </w:pPr>
       <w:ins w:id="2" w:author="PR Preview" w:date="2026-01-01T00:00:00Z">
         <w:r>
-          <w:t xml:space="preserve">Last modified: 2026-10-18 22:03:59 (PDT)</w:t>
+          <w:t xml:space="preserve">Last modified: 2026-10-19 00:34:54 (PDT)</w:t>
         </w:r>
       </w:ins>
     </w:p>

--- a/pr-preview/pr-348/estimation-handout-tracked-changes.docx
+++ b/pr-preview/pr-348/estimation-handout-tracked-changes.docx
@@ -16,7 +16,7 @@
       </w:pPr>
       <w:del w:id="1" w:author="PR Preview" w:date="2026-01-01T00:00:00Z">
         <w:r>
-          <w:delText xml:space="preserve">Last modified: 2026-10-19 00:31:45 (PDT)</w:delText>
+          <w:delText xml:space="preserve">Last modified: 2026-10-19 00:48:10 (PDT)</w:delText>
         </w:r>
       </w:del>
     </w:p>
@@ -26,7 +26,7 @@
       </w:pPr>
       <w:ins w:id="2" w:author="PR Preview" w:date="2026-01-01T00:00:00Z">
         <w:r>
-          <w:t xml:space="preserve">Last modified: 2026-10-19 00:34:54 (PDT)</w:t>
+          <w:t xml:space="preserve">Last modified: 2026-10-19 01:01:02 (PDT)</w:t>
         </w:r>
       </w:ins>
     </w:p>
@@ -436,7 +436,7 @@
     </w:p>
     <w:bookmarkEnd w:id="13"/>
     <w:bookmarkEnd w:id="14"/>
-    <w:bookmarkStart w:id="37" w:name="estimands-estimates-and-estimators"/>
+    <w:bookmarkStart w:id="38" w:name="estimands-estimates-and-estimators"/>
     <w:p>
       <w:pPr>
         <w:pStyle w:val="Heading2"/>
@@ -464,64 +464,177 @@
       <w:pPr>
         <w:pStyle w:val="BodyText"/>
       </w:pPr>
-      <w:r>
-        <w:rPr>
-          <w:b/>
-          <w:bCs/>
-        </w:rPr>
-        <w:t xml:space="preserve">Definition 2 (Estimand)</w:t>
-      </w:r>
-      <w:r>
-        <w:t xml:space="preserve"> </w:t>
-      </w:r>
-      <w:r>
-        <w:t xml:space="preserve">An</w:t>
-      </w:r>
-      <w:r>
-        <w:t xml:space="preserve"> </w:t>
-      </w:r>
-      <w:r>
-        <w:rPr>
-          <w:b/>
-          <w:bCs/>
-        </w:rPr>
-        <w:t xml:space="preserve">estimand</w:t>
-      </w:r>
-      <w:r>
-        <w:t xml:space="preserve"> </w:t>
-      </w:r>
-      <w:r>
-        <w:t xml:space="preserve">is an unknown quantity</w:t>
-      </w:r>
-      <w:r>
-        <w:t xml:space="preserve"> </w:t>
-      </w:r>
+      <w:del w:id="3" w:author="PR Preview" w:date="2026-01-01T00:00:00Z">
+        <w:r>
+          <w:rPr>
+            <w:b/>
+            <w:bCs/>
+          </w:rPr>
+          <w:delText xml:space="preserve">Definition 2 (Estimand)</w:delText>
+        </w:r>
+      </w:del>
+      <w:del w:id="4" w:author="PR Preview" w:date="2026-01-01T00:00:00Z">
+        <w:r>
+          <w:delText xml:space="preserve"> </w:delText>
+        </w:r>
+      </w:del>
+      <w:del w:id="5" w:author="PR Preview" w:date="2026-01-01T00:00:00Z">
+        <w:r>
+          <w:delText xml:space="preserve">An</w:delText>
+        </w:r>
+      </w:del>
+      <w:del w:id="6" w:author="PR Preview" w:date="2026-01-01T00:00:00Z">
+        <w:r>
+          <w:delText xml:space="preserve"> </w:delText>
+        </w:r>
+      </w:del>
+      <w:del w:id="7" w:author="PR Preview" w:date="2026-01-01T00:00:00Z">
+        <w:r>
+          <w:rPr>
+            <w:b/>
+            <w:bCs/>
+          </w:rPr>
+          <w:delText xml:space="preserve">estimand</w:delText>
+        </w:r>
+      </w:del>
+      <w:del w:id="8" w:author="PR Preview" w:date="2026-01-01T00:00:00Z">
+        <w:r>
+          <w:delText xml:space="preserve"> </w:delText>
+        </w:r>
+      </w:del>
+      <w:del w:id="9" w:author="PR Preview" w:date="2026-01-01T00:00:00Z">
+        <w:r>
+          <w:delText xml:space="preserve">is an unknown quantity</w:delText>
+        </w:r>
+      </w:del>
+      <w:del w:id="10" w:author="PR Preview" w:date="2026-01-01T00:00:00Z">
+        <w:r>
+          <w:delText xml:space="preserve"> </w:delText>
+        </w:r>
+      </w:del>
       <m:oMath>
         <m:r>
           <m:t>θ</m:t>
         </m:r>
       </m:oMath>
-      <w:r>
-        <w:t xml:space="preserve"> </w:t>
-      </w:r>
-      <w:r>
-        <w:t xml:space="preserve">whose value we want to know</w:t>
-      </w:r>
-      <w:r>
-        <w:t xml:space="preserve"> </w:t>
-      </w:r>
-      <w:r>
-        <w:t xml:space="preserve">[4], [5]</w:t>
-      </w:r>
-      <w:r>
-        <w:t xml:space="preserve"> </w:t>
-      </w:r>
-      <w:r>
-        <w:t xml:space="preserve">[6]</w:t>
-      </w:r>
-      <w:r>
-        <w:t xml:space="preserve">.</w:t>
-      </w:r>
+      <w:del w:id="11" w:author="PR Preview" w:date="2026-01-01T00:00:00Z">
+        <w:r>
+          <w:delText xml:space="preserve"> </w:delText>
+        </w:r>
+      </w:del>
+      <w:del w:id="12" w:author="PR Preview" w:date="2026-01-01T00:00:00Z">
+        <w:r>
+          <w:delText xml:space="preserve">whose value we want to know</w:delText>
+        </w:r>
+      </w:del>
+      <w:del w:id="13" w:author="PR Preview" w:date="2026-01-01T00:00:00Z">
+        <w:r>
+          <w:delText xml:space="preserve"> </w:delText>
+        </w:r>
+      </w:del>
+      <w:del w:id="14" w:author="PR Preview" w:date="2026-01-01T00:00:00Z">
+        <w:r>
+          <w:delText xml:space="preserve">[4], [5]</w:delText>
+        </w:r>
+      </w:del>
+      <w:del w:id="15" w:author="PR Preview" w:date="2026-01-01T00:00:00Z">
+        <w:r>
+          <w:delText xml:space="preserve"> </w:delText>
+        </w:r>
+      </w:del>
+      <w:del w:id="16" w:author="PR Preview" w:date="2026-01-01T00:00:00Z">
+        <w:r>
+          <w:delText xml:space="preserve">[6]</w:delText>
+        </w:r>
+      </w:del>
+      <w:del w:id="17" w:author="PR Preview" w:date="2026-01-01T00:00:00Z">
+        <w:r>
+          <w:delText xml:space="preserve">.</w:delText>
+        </w:r>
+      </w:del>
+    </w:p>
+    <w:p>
+      <w:pPr>
+        <w:pStyle w:val="BodyText"/>
+      </w:pPr>
+      <w:ins w:id="18" w:author="PR Preview" w:date="2026-01-01T00:00:00Z">
+        <w:r>
+          <w:rPr>
+            <w:b/>
+            <w:bCs/>
+          </w:rPr>
+          <w:t xml:space="preserve">Definition 2 (Estimand)</w:t>
+        </w:r>
+      </w:ins>
+      <w:ins w:id="19" w:author="PR Preview" w:date="2026-01-01T00:00:00Z">
+        <w:r>
+          <w:t xml:space="preserve"> </w:t>
+        </w:r>
+      </w:ins>
+      <w:ins w:id="20" w:author="PR Preview" w:date="2026-01-01T00:00:00Z">
+        <w:r>
+          <w:t xml:space="preserve">An</w:t>
+        </w:r>
+      </w:ins>
+      <w:ins w:id="21" w:author="PR Preview" w:date="2026-01-01T00:00:00Z">
+        <w:r>
+          <w:t xml:space="preserve"> </w:t>
+        </w:r>
+      </w:ins>
+      <w:ins w:id="22" w:author="PR Preview" w:date="2026-01-01T00:00:00Z">
+        <w:r>
+          <w:rPr>
+            <w:b/>
+            <w:bCs/>
+          </w:rPr>
+          <w:t xml:space="preserve">estimand</w:t>
+        </w:r>
+      </w:ins>
+      <w:ins w:id="23" w:author="PR Preview" w:date="2026-01-01T00:00:00Z">
+        <w:r>
+          <w:t xml:space="preserve"> </w:t>
+        </w:r>
+      </w:ins>
+      <w:ins w:id="24" w:author="PR Preview" w:date="2026-01-01T00:00:00Z">
+        <w:r>
+          <w:t xml:space="preserve">is an unknown quantity</w:t>
+        </w:r>
+      </w:ins>
+      <w:ins w:id="25" w:author="PR Preview" w:date="2026-01-01T00:00:00Z">
+        <w:r>
+          <w:t xml:space="preserve"> </w:t>
+        </w:r>
+      </w:ins>
+      <m:oMath>
+        <m:r>
+          <m:t>θ</m:t>
+        </m:r>
+      </m:oMath>
+      <w:ins w:id="26" w:author="PR Preview" w:date="2026-01-01T00:00:00Z">
+        <w:r>
+          <w:t xml:space="preserve"> </w:t>
+        </w:r>
+      </w:ins>
+      <w:ins w:id="27" w:author="PR Preview" w:date="2026-01-01T00:00:00Z">
+        <w:r>
+          <w:t xml:space="preserve">whose value we want to know</w:t>
+        </w:r>
+      </w:ins>
+      <w:ins w:id="28" w:author="PR Preview" w:date="2026-01-01T00:00:00Z">
+        <w:r>
+          <w:t xml:space="preserve"> </w:t>
+        </w:r>
+      </w:ins>
+      <w:ins w:id="29" w:author="PR Preview" w:date="2026-01-01T00:00:00Z">
+        <w:r>
+          <w:t xml:space="preserve">[4], [5]</w:t>
+        </w:r>
+      </w:ins>
+      <w:ins w:id="30" w:author="PR Preview" w:date="2026-01-01T00:00:00Z">
+        <w:r>
+          <w:t xml:space="preserve">.</w:t>
+        </w:r>
+      </w:ins>
     </w:p>
     <w:p>
       <w:pPr>
@@ -1092,7 +1205,7 @@
     </w:p>
     <w:bookmarkEnd w:id="24"/>
     <w:bookmarkEnd w:id="25"/>
-    <w:bookmarkStart w:id="35" w:name="estimators"/>
+    <w:bookmarkStart w:id="36" w:name="estimators"/>
     <w:p>
       <w:pPr>
         <w:pStyle w:val="Heading3"/>
@@ -2894,54 +3007,74 @@
       </w:r>
     </w:p>
     <w:bookmarkEnd w:id="32"/>
-    <w:bookmarkStart w:id="33" w:name="def-sampling-distribution"/>
+    <w:bookmarkStart w:id="34" w:name="def-sampling-distribution"/>
     <w:p>
       <w:pPr>
         <w:pStyle w:val="BodyText"/>
       </w:pPr>
-      <w:r>
-        <w:rPr>
-          <w:b/>
-          <w:bCs/>
-        </w:rPr>
-        <w:t xml:space="preserve">Definition 5 (Sampling distribution)</w:t>
-      </w:r>
-      <w:r>
-        <w:t xml:space="preserve"> </w:t>
-      </w:r>
-      <w:r>
-        <w:t xml:space="preserve">The</w:t>
-      </w:r>
-      <w:r>
-        <w:t xml:space="preserve"> </w:t>
-      </w:r>
-      <w:r>
-        <w:rPr>
-          <w:b/>
-          <w:bCs/>
-        </w:rPr>
-        <w:t xml:space="preserve">sampling distribution</w:t>
-      </w:r>
-      <w:r>
-        <w:t xml:space="preserve"> </w:t>
-      </w:r>
-      <w:r>
-        <w:t xml:space="preserve">of an</w:t>
-      </w:r>
-      <w:r>
-        <w:t xml:space="preserve"> </w:t>
-      </w:r>
-      <w:hyperlink w:anchor="def-estimator">
+      <w:del w:id="31" w:author="PR Preview" w:date="2026-01-01T00:00:00Z">
         <w:r>
           <w:rPr>
-            <w:rStyle w:val="Hyperlink"/>
+            <w:b/>
+            <w:bCs/>
           </w:rPr>
-          <w:t xml:space="preserve">estimator</w:t>
+          <w:delText xml:space="preserve">Definition 5 (Sampling distribution)</w:delText>
         </w:r>
+      </w:del>
+      <w:del w:id="32" w:author="PR Preview" w:date="2026-01-01T00:00:00Z">
+        <w:r>
+          <w:delText xml:space="preserve"> </w:delText>
+        </w:r>
+      </w:del>
+      <w:del w:id="33" w:author="PR Preview" w:date="2026-01-01T00:00:00Z">
+        <w:r>
+          <w:delText xml:space="preserve">The</w:delText>
+        </w:r>
+      </w:del>
+      <w:del w:id="34" w:author="PR Preview" w:date="2026-01-01T00:00:00Z">
+        <w:r>
+          <w:delText xml:space="preserve"> </w:delText>
+        </w:r>
+      </w:del>
+      <w:del w:id="35" w:author="PR Preview" w:date="2026-01-01T00:00:00Z">
+        <w:r>
+          <w:rPr>
+            <w:b/>
+            <w:bCs/>
+          </w:rPr>
+          <w:delText xml:space="preserve">sampling distribution</w:delText>
+        </w:r>
+      </w:del>
+      <w:del w:id="36" w:author="PR Preview" w:date="2026-01-01T00:00:00Z">
+        <w:r>
+          <w:delText xml:space="preserve"> </w:delText>
+        </w:r>
+      </w:del>
+      <w:del w:id="37" w:author="PR Preview" w:date="2026-01-01T00:00:00Z">
+        <w:r>
+          <w:delText xml:space="preserve">of an</w:delText>
+        </w:r>
+      </w:del>
+      <w:del w:id="38" w:author="PR Preview" w:date="2026-01-01T00:00:00Z">
+        <w:r>
+          <w:delText xml:space="preserve"> </w:delText>
+        </w:r>
+      </w:del>
+      <w:hyperlink w:anchor="def-estimator">
+        <w:del w:id="39" w:author="PR Preview" w:date="2026-01-01T00:00:00Z">
+          <w:r>
+            <w:rPr>
+              <w:rStyle w:val="Hyperlink"/>
+            </w:rPr>
+            <w:delText xml:space="preserve">estimator</w:delText>
+          </w:r>
+        </w:del>
       </w:hyperlink>
-      <w:r>
-        <w:t xml:space="preserve"> </w:t>
-      </w:r>
+      <w:del w:id="40" w:author="PR Preview" w:date="2026-01-01T00:00:00Z">
+        <w:r>
+          <w:delText xml:space="preserve"> </w:delText>
+        </w:r>
+      </w:del>
       <m:oMath>
         <m:acc>
           <m:accPr>
@@ -2954,15 +3087,21 @@
           </m:e>
         </m:acc>
       </m:oMath>
-      <w:r>
-        <w:t xml:space="preserve"> </w:t>
-      </w:r>
-      <w:r>
-        <w:t xml:space="preserve">is the probability distribution of</w:t>
-      </w:r>
-      <w:r>
-        <w:t xml:space="preserve"> </w:t>
-      </w:r>
+      <w:del w:id="41" w:author="PR Preview" w:date="2026-01-01T00:00:00Z">
+        <w:r>
+          <w:delText xml:space="preserve"> </w:delText>
+        </w:r>
+      </w:del>
+      <w:del w:id="42" w:author="PR Preview" w:date="2026-01-01T00:00:00Z">
+        <w:r>
+          <w:delText xml:space="preserve">is the probability distribution of</w:delText>
+        </w:r>
+      </w:del>
+      <w:del w:id="43" w:author="PR Preview" w:date="2026-01-01T00:00:00Z">
+        <w:r>
+          <w:delText xml:space="preserve"> </w:delText>
+        </w:r>
+      </w:del>
       <m:oMath>
         <m:acc>
           <m:accPr>
@@ -3029,15 +3168,21 @@
           <m:t>)</m:t>
         </m:r>
       </m:oMath>
-      <w:r>
-        <w:t xml:space="preserve"> </w:t>
-      </w:r>
-      <w:r>
-        <w:t xml:space="preserve">over repeated random samples</w:t>
-      </w:r>
-      <w:r>
-        <w:t xml:space="preserve"> </w:t>
-      </w:r>
+      <w:del w:id="44" w:author="PR Preview" w:date="2026-01-01T00:00:00Z">
+        <w:r>
+          <w:delText xml:space="preserve"> </w:delText>
+        </w:r>
+      </w:del>
+      <w:del w:id="45" w:author="PR Preview" w:date="2026-01-01T00:00:00Z">
+        <w:r>
+          <w:delText xml:space="preserve">over repeated random samples</w:delText>
+        </w:r>
+      </w:del>
+      <w:del w:id="46" w:author="PR Preview" w:date="2026-01-01T00:00:00Z">
+        <w:r>
+          <w:delText xml:space="preserve"> </w:delText>
+        </w:r>
+      </w:del>
       <m:oMath>
         <m:sSub>
           <m:e>
@@ -3082,38 +3227,331 @@
           </m:sub>
         </m:sSub>
       </m:oMath>
-      <w:r>
-        <w:t xml:space="preserve"> </w:t>
-      </w:r>
-      <w:r>
-        <w:t xml:space="preserve">from the same population:</w:t>
-      </w:r>
-      <w:r>
-        <w:t xml:space="preserve"> </w:t>
-      </w:r>
-      <w:r>
-        <w:t xml:space="preserve">the distribution of the values the estimator would take</w:t>
-      </w:r>
-      <w:r>
-        <w:t xml:space="preserve"> </w:t>
-      </w:r>
-      <w:r>
-        <w:t xml:space="preserve">across all the samples we might have drawn</w:t>
-      </w:r>
-      <w:r>
-        <w:t xml:space="preserve"> </w:t>
-      </w:r>
-      <w:r>
-        <w:t xml:space="preserve">[8]</w:t>
-      </w:r>
-      <w:r>
-        <w:t xml:space="preserve">.</w:t>
-      </w:r>
+      <w:del w:id="47" w:author="PR Preview" w:date="2026-01-01T00:00:00Z">
+        <w:r>
+          <w:delText xml:space="preserve"> </w:delText>
+        </w:r>
+      </w:del>
+      <w:del w:id="48" w:author="PR Preview" w:date="2026-01-01T00:00:00Z">
+        <w:r>
+          <w:delText xml:space="preserve">from the same population:</w:delText>
+        </w:r>
+      </w:del>
+      <w:del w:id="49" w:author="PR Preview" w:date="2026-01-01T00:00:00Z">
+        <w:r>
+          <w:delText xml:space="preserve"> </w:delText>
+        </w:r>
+      </w:del>
+      <w:del w:id="50" w:author="PR Preview" w:date="2026-01-01T00:00:00Z">
+        <w:r>
+          <w:delText xml:space="preserve">the distribution of the values the estimator would take</w:delText>
+        </w:r>
+      </w:del>
+      <w:del w:id="51" w:author="PR Preview" w:date="2026-01-01T00:00:00Z">
+        <w:r>
+          <w:delText xml:space="preserve"> </w:delText>
+        </w:r>
+      </w:del>
+      <w:del w:id="52" w:author="PR Preview" w:date="2026-01-01T00:00:00Z">
+        <w:r>
+          <w:delText xml:space="preserve">across all the samples we might have drawn</w:delText>
+        </w:r>
+      </w:del>
+      <w:del w:id="53" w:author="PR Preview" w:date="2026-01-01T00:00:00Z">
+        <w:r>
+          <w:delText xml:space="preserve"> </w:delText>
+        </w:r>
+      </w:del>
+      <w:del w:id="54" w:author="PR Preview" w:date="2026-01-01T00:00:00Z">
+        <w:r>
+          <w:delText xml:space="preserve">[8]</w:delText>
+        </w:r>
+      </w:del>
+      <w:del w:id="55" w:author="PR Preview" w:date="2026-01-01T00:00:00Z">
+        <w:r>
+          <w:delText xml:space="preserve">.</w:delText>
+        </w:r>
+      </w:del>
     </w:p>
     <w:p>
       <w:pPr>
         <w:pStyle w:val="BodyText"/>
       </w:pPr>
+      <w:ins w:id="56" w:author="PR Preview" w:date="2026-01-01T00:00:00Z">
+        <w:r>
+          <w:rPr>
+            <w:b/>
+            <w:bCs/>
+          </w:rPr>
+          <w:t xml:space="preserve">Definition 5 (Sampling distribution)</w:t>
+        </w:r>
+      </w:ins>
+      <w:ins w:id="57" w:author="PR Preview" w:date="2026-01-01T00:00:00Z">
+        <w:r>
+          <w:t xml:space="preserve"> </w:t>
+        </w:r>
+      </w:ins>
+      <w:ins w:id="58" w:author="PR Preview" w:date="2026-01-01T00:00:00Z">
+        <w:r>
+          <w:t xml:space="preserve">The</w:t>
+        </w:r>
+      </w:ins>
+      <w:ins w:id="59" w:author="PR Preview" w:date="2026-01-01T00:00:00Z">
+        <w:r>
+          <w:t xml:space="preserve"> </w:t>
+        </w:r>
+      </w:ins>
+      <w:ins w:id="60" w:author="PR Preview" w:date="2026-01-01T00:00:00Z">
+        <w:r>
+          <w:rPr>
+            <w:b/>
+            <w:bCs/>
+          </w:rPr>
+          <w:t xml:space="preserve">sampling distribution</w:t>
+        </w:r>
+      </w:ins>
+      <w:ins w:id="61" w:author="PR Preview" w:date="2026-01-01T00:00:00Z">
+        <w:r>
+          <w:t xml:space="preserve"> </w:t>
+        </w:r>
+      </w:ins>
+      <w:ins w:id="62" w:author="PR Preview" w:date="2026-01-01T00:00:00Z">
+        <w:r>
+          <w:t xml:space="preserve">of an</w:t>
+        </w:r>
+      </w:ins>
+      <w:ins w:id="63" w:author="PR Preview" w:date="2026-01-01T00:00:00Z">
+        <w:r>
+          <w:t xml:space="preserve"> </w:t>
+        </w:r>
+      </w:ins>
+      <w:hyperlink w:anchor="def-estimator">
+        <w:ins w:id="64" w:author="PR Preview" w:date="2026-01-01T00:00:00Z">
+          <w:r>
+            <w:rPr>
+              <w:rStyle w:val="Hyperlink"/>
+            </w:rPr>
+            <w:t xml:space="preserve">estimator</w:t>
+          </w:r>
+        </w:ins>
+      </w:hyperlink>
+      <w:ins w:id="65" w:author="PR Preview" w:date="2026-01-01T00:00:00Z">
+        <w:r>
+          <w:t xml:space="preserve"> </w:t>
+        </w:r>
+      </w:ins>
+      <m:oMath>
+        <m:acc>
+          <m:accPr>
+            <m:chr m:val="̂"/>
+          </m:accPr>
+          <m:e>
+            <m:r>
+              <m:t>θ</m:t>
+            </m:r>
+          </m:e>
+        </m:acc>
+      </m:oMath>
+      <w:ins w:id="66" w:author="PR Preview" w:date="2026-01-01T00:00:00Z">
+        <w:r>
+          <w:t xml:space="preserve"> </w:t>
+        </w:r>
+      </w:ins>
+      <w:ins w:id="67" w:author="PR Preview" w:date="2026-01-01T00:00:00Z">
+        <w:r>
+          <w:t xml:space="preserve">is the probability distribution of</w:t>
+        </w:r>
+      </w:ins>
+      <w:ins w:id="68" w:author="PR Preview" w:date="2026-01-01T00:00:00Z">
+        <w:r>
+          <w:t xml:space="preserve"> </w:t>
+        </w:r>
+      </w:ins>
+      <m:oMath>
+        <m:acc>
+          <m:accPr>
+            <m:chr m:val="̂"/>
+          </m:accPr>
+          <m:e>
+            <m:r>
+              <m:t>θ</m:t>
+            </m:r>
+          </m:e>
+        </m:acc>
+        <m:r>
+          <m:rPr>
+            <m:sty m:val="p"/>
+          </m:rPr>
+          <m:t>(</m:t>
+        </m:r>
+        <m:sSub>
+          <m:e>
+            <m:r>
+              <m:t>X</m:t>
+            </m:r>
+          </m:e>
+          <m:sub>
+            <m:r>
+              <m:t>1</m:t>
+            </m:r>
+          </m:sub>
+        </m:sSub>
+        <m:r>
+          <m:rPr>
+            <m:sty m:val="p"/>
+          </m:rPr>
+          <m:t>,</m:t>
+        </m:r>
+        <m:r>
+          <m:rPr>
+            <m:sty m:val="p"/>
+          </m:rPr>
+          <m:t>…</m:t>
+        </m:r>
+        <m:r>
+          <m:rPr>
+            <m:sty m:val="p"/>
+          </m:rPr>
+          <m:t>,</m:t>
+        </m:r>
+        <m:sSub>
+          <m:e>
+            <m:r>
+              <m:t>X</m:t>
+            </m:r>
+          </m:e>
+          <m:sub>
+            <m:r>
+              <m:t>n</m:t>
+            </m:r>
+          </m:sub>
+        </m:sSub>
+        <m:r>
+          <m:rPr>
+            <m:sty m:val="p"/>
+          </m:rPr>
+          <m:t>)</m:t>
+        </m:r>
+      </m:oMath>
+      <w:ins w:id="69" w:author="PR Preview" w:date="2026-01-01T00:00:00Z">
+        <w:r>
+          <w:t xml:space="preserve"> </w:t>
+        </w:r>
+      </w:ins>
+      <w:ins w:id="70" w:author="PR Preview" w:date="2026-01-01T00:00:00Z">
+        <w:r>
+          <w:t xml:space="preserve">over repeated random samples</w:t>
+        </w:r>
+      </w:ins>
+      <w:ins w:id="71" w:author="PR Preview" w:date="2026-01-01T00:00:00Z">
+        <w:r>
+          <w:t xml:space="preserve"> </w:t>
+        </w:r>
+      </w:ins>
+      <m:oMath>
+        <m:sSub>
+          <m:e>
+            <m:r>
+              <m:t>X</m:t>
+            </m:r>
+          </m:e>
+          <m:sub>
+            <m:r>
+              <m:t>1</m:t>
+            </m:r>
+          </m:sub>
+        </m:sSub>
+        <m:r>
+          <m:rPr>
+            <m:sty m:val="p"/>
+          </m:rPr>
+          <m:t>,</m:t>
+        </m:r>
+        <m:r>
+          <m:rPr>
+            <m:sty m:val="p"/>
+          </m:rPr>
+          <m:t>…</m:t>
+        </m:r>
+        <m:r>
+          <m:rPr>
+            <m:sty m:val="p"/>
+          </m:rPr>
+          <m:t>,</m:t>
+        </m:r>
+        <m:sSub>
+          <m:e>
+            <m:r>
+              <m:t>X</m:t>
+            </m:r>
+          </m:e>
+          <m:sub>
+            <m:r>
+              <m:t>n</m:t>
+            </m:r>
+          </m:sub>
+        </m:sSub>
+      </m:oMath>
+      <w:ins w:id="72" w:author="PR Preview" w:date="2026-01-01T00:00:00Z">
+        <w:r>
+          <w:t xml:space="preserve"> </w:t>
+        </w:r>
+      </w:ins>
+      <w:ins w:id="73" w:author="PR Preview" w:date="2026-01-01T00:00:00Z">
+        <w:r>
+          <w:t xml:space="preserve">from the same population:</w:t>
+        </w:r>
+      </w:ins>
+      <w:ins w:id="74" w:author="PR Preview" w:date="2026-01-01T00:00:00Z">
+        <w:r>
+          <w:t xml:space="preserve"> </w:t>
+        </w:r>
+      </w:ins>
+      <w:ins w:id="75" w:author="PR Preview" w:date="2026-01-01T00:00:00Z">
+        <w:r>
+          <w:t xml:space="preserve">the distribution of the values the estimator would take</w:t>
+        </w:r>
+      </w:ins>
+      <w:ins w:id="76" w:author="PR Preview" w:date="2026-01-01T00:00:00Z">
+        <w:r>
+          <w:t xml:space="preserve"> </w:t>
+        </w:r>
+      </w:ins>
+      <w:ins w:id="77" w:author="PR Preview" w:date="2026-01-01T00:00:00Z">
+        <w:r>
+          <w:t xml:space="preserve">across all the</w:t>
+        </w:r>
+      </w:ins>
+      <w:ins w:id="78" w:author="PR Preview" w:date="2026-01-01T00:00:00Z">
+        <w:r>
+          <w:t xml:space="preserve"> </w:t>
+        </w:r>
+      </w:ins>
+      <w:hyperlink r:id="rId33">
+        <w:ins w:id="79" w:author="PR Preview" w:date="2026-01-01T00:00:00Z">
+          <w:r>
+            <w:rPr>
+              <w:rStyle w:val="Hyperlink"/>
+            </w:rPr>
+            <w:t xml:space="preserve">samples</w:t>
+          </w:r>
+        </w:ins>
+      </w:hyperlink>
+      <w:ins w:id="80" w:author="PR Preview" w:date="2026-01-01T00:00:00Z">
+        <w:r>
+          <w:t xml:space="preserve"> </w:t>
+        </w:r>
+      </w:ins>
+      <w:ins w:id="81" w:author="PR Preview" w:date="2026-01-01T00:00:00Z">
+        <w:r>
+          <w:t xml:space="preserve">we might have drawn.</w:t>
+        </w:r>
+      </w:ins>
+    </w:p>
+    <w:p>
+      <w:pPr>
+        <w:pStyle w:val="BodyText"/>
+      </w:pPr>
       <w:r>
         <w:t xml:space="preserve">Source:</w:t>
       </w:r>
@@ -3127,8 +3565,8 @@
         <w:t xml:space="preserve">.</w:t>
       </w:r>
     </w:p>
-    <w:bookmarkEnd w:id="33"/>
-    <w:bookmarkStart w:id="34" w:name="exm-sampling-distribution"/>
+    <w:bookmarkEnd w:id="34"/>
+    <w:bookmarkStart w:id="35" w:name="exm-sampling-distribution"/>
     <w:p>
       <w:pPr>
         <w:pStyle w:val="BodyText"/>
@@ -3660,9 +4098,9 @@
         <w:t xml:space="preserve">.</w:t>
       </w:r>
     </w:p>
-    <w:bookmarkEnd w:id="34"/>
     <w:bookmarkEnd w:id="35"/>
-    <w:bookmarkStart w:id="36" w:name="Xa5dc809b86f87b03eae203f77f161040593b6ef"/>
+    <w:bookmarkEnd w:id="36"/>
+    <w:bookmarkStart w:id="37" w:name="Xa5dc809b86f87b03eae203f77f161040593b6ef"/>
     <w:p>
       <w:pPr>
         <w:pStyle w:val="Heading3"/>
@@ -3892,9 +4330,9 @@
         <w:t xml:space="preserve">covers parameter estimation and the method of moments.</w:t>
       </w:r>
     </w:p>
-    <w:bookmarkEnd w:id="36"/>
     <w:bookmarkEnd w:id="37"/>
-    <w:bookmarkStart w:id="106" w:name="sec-est-accuracy"/>
+    <w:bookmarkEnd w:id="38"/>
+    <w:bookmarkStart w:id="107" w:name="sec-est-accuracy"/>
     <w:p>
       <w:pPr>
         <w:pStyle w:val="Heading2"/>
@@ -3903,7 +4341,7 @@
         <w:t xml:space="preserve">3 Accuracy of estimators</w:t>
       </w:r>
     </w:p>
-    <w:bookmarkStart w:id="38" w:name="accuracy"/>
+    <w:bookmarkStart w:id="39" w:name="accuracy"/>
     <w:p>
       <w:pPr>
         <w:pStyle w:val="Heading3"/>
@@ -3945,8 +4383,8 @@
         <w:t xml:space="preserve">and ease of computation is usually secondary.</w:t>
       </w:r>
     </w:p>
-    <w:bookmarkEnd w:id="38"/>
-    <w:bookmarkStart w:id="41" w:name="estimation-error"/>
+    <w:bookmarkEnd w:id="39"/>
+    <w:bookmarkStart w:id="42" w:name="estimation-error"/>
     <w:p>
       <w:pPr>
         <w:pStyle w:val="Heading3"/>
@@ -3955,7 +4393,7 @@
         <w:t xml:space="preserve">3.2 Estimation error</w:t>
       </w:r>
     </w:p>
-    <w:bookmarkStart w:id="39" w:name="def-estimation-error"/>
+    <w:bookmarkStart w:id="40" w:name="def-estimation-error"/>
     <w:p>
       <w:pPr>
         <w:pStyle w:val="FirstParagraph"/>
@@ -4121,8 +4559,8 @@
         </m:oMath>
       </m:oMathPara>
     </w:p>
-    <w:bookmarkEnd w:id="39"/>
-    <w:bookmarkStart w:id="40" w:name="exm-estimation-error"/>
+    <w:bookmarkEnd w:id="40"/>
+    <w:bookmarkStart w:id="41" w:name="exm-estimation-error"/>
     <w:p>
       <w:pPr>
         <w:pStyle w:val="FirstParagraph"/>
@@ -4408,7 +4846,7 @@
         <w:t xml:space="preserve">if we did, we would not need to estimate it.</w:t>
       </w:r>
     </w:p>
-    <w:bookmarkEnd w:id="40"/>
+    <w:bookmarkEnd w:id="41"/>
     <w:p>
       <w:pPr>
         <w:pStyle w:val="BodyText"/>
@@ -4455,8 +4893,8 @@
         <w:t xml:space="preserve">.</w:t>
       </w:r>
     </w:p>
-    <w:bookmarkEnd w:id="41"/>
-    <w:bookmarkStart w:id="43" w:name="residuals"/>
+    <w:bookmarkEnd w:id="42"/>
+    <w:bookmarkStart w:id="44" w:name="residuals"/>
     <w:p>
       <w:pPr>
         <w:pStyle w:val="Heading3"/>
@@ -4481,7 +4919,7 @@
       <w:r>
         <w:t xml:space="preserve"> </w:t>
       </w:r>
-      <w:hyperlink r:id="rId42">
+      <w:hyperlink r:id="rId43">
         <w:r>
           <w:rPr>
             <w:rStyle w:val="Hyperlink"/>
@@ -4530,8 +4968,8 @@
         <w:t xml:space="preserve">.</w:t>
       </w:r>
     </w:p>
-    <w:bookmarkEnd w:id="43"/>
-    <w:bookmarkStart w:id="50" w:name="bias"/>
+    <w:bookmarkEnd w:id="44"/>
+    <w:bookmarkStart w:id="51" w:name="bias"/>
     <w:p>
       <w:pPr>
         <w:pStyle w:val="Heading3"/>
@@ -4540,43 +4978,59 @@
         <w:t xml:space="preserve">3.4 Bias</w:t>
       </w:r>
     </w:p>
-    <w:bookmarkStart w:id="45" w:name="def-bias"/>
+    <w:bookmarkStart w:id="46" w:name="def-bias"/>
     <w:p>
       <w:pPr>
         <w:pStyle w:val="FirstParagraph"/>
       </w:pPr>
-      <w:r>
-        <w:rPr>
-          <w:b/>
-          <w:bCs/>
-        </w:rPr>
-        <w:t xml:space="preserve">Definition 7 (Bias)</w:t>
-      </w:r>
-      <w:r>
-        <w:t xml:space="preserve"> </w:t>
-      </w:r>
-      <w:r>
-        <w:t xml:space="preserve">The</w:t>
-      </w:r>
-      <w:r>
-        <w:t xml:space="preserve"> </w:t>
-      </w:r>
-      <w:r>
-        <w:rPr>
-          <w:b/>
-          <w:bCs/>
-        </w:rPr>
-        <w:t xml:space="preserve">bias</w:t>
-      </w:r>
-      <w:r>
-        <w:t xml:space="preserve"> </w:t>
-      </w:r>
-      <w:r>
-        <w:t xml:space="preserve">of an estimator</w:t>
-      </w:r>
-      <w:r>
-        <w:t xml:space="preserve"> </w:t>
-      </w:r>
+      <w:del w:id="82" w:author="PR Preview" w:date="2026-01-01T00:00:00Z">
+        <w:r>
+          <w:rPr>
+            <w:b/>
+            <w:bCs/>
+          </w:rPr>
+          <w:delText xml:space="preserve">Definition 7 (Bias)</w:delText>
+        </w:r>
+      </w:del>
+      <w:del w:id="83" w:author="PR Preview" w:date="2026-01-01T00:00:00Z">
+        <w:r>
+          <w:delText xml:space="preserve"> </w:delText>
+        </w:r>
+      </w:del>
+      <w:del w:id="84" w:author="PR Preview" w:date="2026-01-01T00:00:00Z">
+        <w:r>
+          <w:delText xml:space="preserve">The</w:delText>
+        </w:r>
+      </w:del>
+      <w:del w:id="85" w:author="PR Preview" w:date="2026-01-01T00:00:00Z">
+        <w:r>
+          <w:delText xml:space="preserve"> </w:delText>
+        </w:r>
+      </w:del>
+      <w:del w:id="86" w:author="PR Preview" w:date="2026-01-01T00:00:00Z">
+        <w:r>
+          <w:rPr>
+            <w:b/>
+            <w:bCs/>
+          </w:rPr>
+          <w:delText xml:space="preserve">bias</w:delText>
+        </w:r>
+      </w:del>
+      <w:del w:id="87" w:author="PR Preview" w:date="2026-01-01T00:00:00Z">
+        <w:r>
+          <w:delText xml:space="preserve"> </w:delText>
+        </w:r>
+      </w:del>
+      <w:del w:id="88" w:author="PR Preview" w:date="2026-01-01T00:00:00Z">
+        <w:r>
+          <w:delText xml:space="preserve">of an estimator</w:delText>
+        </w:r>
+      </w:del>
+      <w:del w:id="89" w:author="PR Preview" w:date="2026-01-01T00:00:00Z">
+        <w:r>
+          <w:delText xml:space="preserve"> </w:delText>
+        </w:r>
+      </w:del>
       <m:oMath>
         <m:acc>
           <m:accPr>
@@ -4589,58 +5043,207 @@
           </m:e>
         </m:acc>
       </m:oMath>
-      <w:r>
-        <w:t xml:space="preserve"> </w:t>
-      </w:r>
-      <w:r>
-        <w:t xml:space="preserve">for an estimand</w:t>
-      </w:r>
-      <w:r>
-        <w:t xml:space="preserve"> </w:t>
-      </w:r>
+      <w:del w:id="90" w:author="PR Preview" w:date="2026-01-01T00:00:00Z">
+        <w:r>
+          <w:delText xml:space="preserve"> </w:delText>
+        </w:r>
+      </w:del>
+      <w:del w:id="91" w:author="PR Preview" w:date="2026-01-01T00:00:00Z">
+        <w:r>
+          <w:delText xml:space="preserve">for an estimand</w:delText>
+        </w:r>
+      </w:del>
+      <w:del w:id="92" w:author="PR Preview" w:date="2026-01-01T00:00:00Z">
+        <w:r>
+          <w:delText xml:space="preserve"> </w:delText>
+        </w:r>
+      </w:del>
       <m:oMath>
         <m:r>
           <m:t>θ</m:t>
         </m:r>
       </m:oMath>
-      <w:r>
-        <w:t xml:space="preserve"> </w:t>
-      </w:r>
-      <w:r>
-        <w:t xml:space="preserve">is the</w:t>
-      </w:r>
-      <w:r>
-        <w:t xml:space="preserve"> </w:t>
-      </w:r>
-      <w:r>
-        <w:t xml:space="preserve">expected value of the</w:t>
-      </w:r>
-      <w:r>
-        <w:t xml:space="preserve"> </w:t>
-      </w:r>
+      <w:del w:id="93" w:author="PR Preview" w:date="2026-01-01T00:00:00Z">
+        <w:r>
+          <w:delText xml:space="preserve"> </w:delText>
+        </w:r>
+      </w:del>
+      <w:del w:id="94" w:author="PR Preview" w:date="2026-01-01T00:00:00Z">
+        <w:r>
+          <w:delText xml:space="preserve">is the</w:delText>
+        </w:r>
+      </w:del>
+      <w:del w:id="95" w:author="PR Preview" w:date="2026-01-01T00:00:00Z">
+        <w:r>
+          <w:delText xml:space="preserve"> </w:delText>
+        </w:r>
+      </w:del>
+      <w:del w:id="96" w:author="PR Preview" w:date="2026-01-01T00:00:00Z">
+        <w:r>
+          <w:delText xml:space="preserve">expected value of the</w:delText>
+        </w:r>
+      </w:del>
+      <w:del w:id="97" w:author="PR Preview" w:date="2026-01-01T00:00:00Z">
+        <w:r>
+          <w:delText xml:space="preserve"> </w:delText>
+        </w:r>
+      </w:del>
       <w:hyperlink w:anchor="def-estimation-error">
+        <w:del w:id="98" w:author="PR Preview" w:date="2026-01-01T00:00:00Z">
+          <w:r>
+            <w:rPr>
+              <w:rStyle w:val="Hyperlink"/>
+            </w:rPr>
+            <w:delText xml:space="preserve">estimation error</w:delText>
+          </w:r>
+        </w:del>
+      </w:hyperlink>
+      <w:del w:id="99" w:author="PR Preview" w:date="2026-01-01T00:00:00Z">
+        <w:r>
+          <w:delText xml:space="preserve"> </w:delText>
+        </w:r>
+      </w:del>
+      <w:del w:id="100" w:author="PR Preview" w:date="2026-01-01T00:00:00Z">
+        <w:r>
+          <w:delText xml:space="preserve">[12]</w:delText>
+        </w:r>
+      </w:del>
+      <w:del w:id="101" w:author="PR Preview" w:date="2026-01-01T00:00:00Z">
+        <w:r>
+          <w:delText xml:space="preserve">:</w:delText>
+        </w:r>
+      </w:del>
+    </w:p>
+    <w:p>
+      <w:pPr>
+        <w:pStyle w:val="FirstParagraph"/>
+      </w:pPr>
+      <w:ins w:id="102" w:author="PR Preview" w:date="2026-01-01T00:00:00Z">
         <w:r>
           <w:rPr>
-            <w:rStyle w:val="Hyperlink"/>
+            <w:b/>
+            <w:bCs/>
           </w:rPr>
-          <w:t xml:space="preserve">estimation error</w:t>
+          <w:t xml:space="preserve">Definition 7 (Bias)</w:t>
         </w:r>
+      </w:ins>
+      <w:ins w:id="103" w:author="PR Preview" w:date="2026-01-01T00:00:00Z">
+        <w:r>
+          <w:t xml:space="preserve"> </w:t>
+        </w:r>
+      </w:ins>
+      <w:ins w:id="104" w:author="PR Preview" w:date="2026-01-01T00:00:00Z">
+        <w:r>
+          <w:t xml:space="preserve">The</w:t>
+        </w:r>
+      </w:ins>
+      <w:ins w:id="105" w:author="PR Preview" w:date="2026-01-01T00:00:00Z">
+        <w:r>
+          <w:t xml:space="preserve"> </w:t>
+        </w:r>
+      </w:ins>
+      <w:ins w:id="106" w:author="PR Preview" w:date="2026-01-01T00:00:00Z">
+        <w:r>
+          <w:rPr>
+            <w:b/>
+            <w:bCs/>
+          </w:rPr>
+          <w:t xml:space="preserve">bias</w:t>
+        </w:r>
+      </w:ins>
+      <w:ins w:id="107" w:author="PR Preview" w:date="2026-01-01T00:00:00Z">
+        <w:r>
+          <w:t xml:space="preserve"> </w:t>
+        </w:r>
+      </w:ins>
+      <w:ins w:id="108" w:author="PR Preview" w:date="2026-01-01T00:00:00Z">
+        <w:r>
+          <w:t xml:space="preserve">of an estimator</w:t>
+        </w:r>
+      </w:ins>
+      <w:ins w:id="109" w:author="PR Preview" w:date="2026-01-01T00:00:00Z">
+        <w:r>
+          <w:t xml:space="preserve"> </w:t>
+        </w:r>
+      </w:ins>
+      <m:oMath>
+        <m:acc>
+          <m:accPr>
+            <m:chr m:val="̂"/>
+          </m:accPr>
+          <m:e>
+            <m:r>
+              <m:t>θ</m:t>
+            </m:r>
+          </m:e>
+        </m:acc>
+      </m:oMath>
+      <w:ins w:id="110" w:author="PR Preview" w:date="2026-01-01T00:00:00Z">
+        <w:r>
+          <w:t xml:space="preserve"> </w:t>
+        </w:r>
+      </w:ins>
+      <w:ins w:id="111" w:author="PR Preview" w:date="2026-01-01T00:00:00Z">
+        <w:r>
+          <w:t xml:space="preserve">for an estimand</w:t>
+        </w:r>
+      </w:ins>
+      <w:ins w:id="112" w:author="PR Preview" w:date="2026-01-01T00:00:00Z">
+        <w:r>
+          <w:t xml:space="preserve"> </w:t>
+        </w:r>
+      </w:ins>
+      <m:oMath>
+        <m:r>
+          <m:t>θ</m:t>
+        </m:r>
+      </m:oMath>
+      <w:ins w:id="113" w:author="PR Preview" w:date="2026-01-01T00:00:00Z">
+        <w:r>
+          <w:t xml:space="preserve"> </w:t>
+        </w:r>
+      </w:ins>
+      <w:ins w:id="114" w:author="PR Preview" w:date="2026-01-01T00:00:00Z">
+        <w:r>
+          <w:t xml:space="preserve">is the</w:t>
+        </w:r>
+      </w:ins>
+      <w:ins w:id="115" w:author="PR Preview" w:date="2026-01-01T00:00:00Z">
+        <w:r>
+          <w:t xml:space="preserve"> </w:t>
+        </w:r>
+      </w:ins>
+      <w:ins w:id="116" w:author="PR Preview" w:date="2026-01-01T00:00:00Z">
+        <w:r>
+          <w:t xml:space="preserve">expected value of the</w:t>
+        </w:r>
+      </w:ins>
+      <w:ins w:id="117" w:author="PR Preview" w:date="2026-01-01T00:00:00Z">
+        <w:r>
+          <w:t xml:space="preserve"> </w:t>
+        </w:r>
+      </w:ins>
+      <w:hyperlink w:anchor="def-estimation-error">
+        <w:ins w:id="118" w:author="PR Preview" w:date="2026-01-01T00:00:00Z">
+          <w:r>
+            <w:rPr>
+              <w:rStyle w:val="Hyperlink"/>
+            </w:rPr>
+            <w:t xml:space="preserve">estimation error</w:t>
+          </w:r>
+        </w:ins>
       </w:hyperlink>
-      <w:r>
-        <w:t xml:space="preserve"> </w:t>
-      </w:r>
-      <w:r>
-        <w:t xml:space="preserve">[12]</w:t>
-      </w:r>
-      <w:r>
-        <w:t xml:space="preserve">:</w:t>
-      </w:r>
+      <w:ins w:id="119" w:author="PR Preview" w:date="2026-01-01T00:00:00Z">
+        <w:r>
+          <w:t xml:space="preserve">:</w:t>
+        </w:r>
+      </w:ins>
     </w:p>
     <w:p>
       <w:pPr>
         <w:pStyle w:val="BodyText"/>
       </w:pPr>
-      <w:bookmarkStart w:id="44" w:name="eq-bias-def"/>
+      <w:bookmarkStart w:id="45" w:name="eq-bias-def"/>
       <m:oMathPara>
         <m:oMathParaPr>
           <m:jc m:val="center"/>
@@ -4768,7 +5371,7 @@
           </m:r>
         </m:oMath>
       </m:oMathPara>
-      <w:bookmarkEnd w:id="44"/>
+      <w:bookmarkEnd w:id="45"/>
     </w:p>
     <w:p>
       <w:pPr>
@@ -4787,8 +5390,8 @@
         <w:t xml:space="preserve">.</w:t>
       </w:r>
     </w:p>
-    <w:bookmarkEnd w:id="45"/>
-    <w:bookmarkStart w:id="46" w:name="exr-bias-exprs"/>
+    <w:bookmarkEnd w:id="46"/>
+    <w:bookmarkStart w:id="47" w:name="exr-bias-exprs"/>
     <w:p>
       <w:pPr>
         <w:pStyle w:val="BodyText"/>
@@ -4936,8 +5539,8 @@
         <w:t xml:space="preserve">.</w:t>
       </w:r>
     </w:p>
-    <w:bookmarkEnd w:id="46"/>
-    <w:bookmarkStart w:id="47" w:name="sol-bias-exprs"/>
+    <w:bookmarkEnd w:id="47"/>
+    <w:bookmarkStart w:id="48" w:name="sol-bias-exprs"/>
     <w:p>
       <w:pPr>
         <w:pStyle w:val="BodyText"/>
@@ -5314,8 +5917,8 @@
         </m:oMath>
       </m:oMathPara>
     </w:p>
-    <w:bookmarkEnd w:id="47"/>
-    <w:bookmarkStart w:id="48" w:name="thm-bias-exprs"/>
+    <w:bookmarkEnd w:id="48"/>
+    <w:bookmarkStart w:id="49" w:name="thm-bias-exprs"/>
     <w:p>
       <w:pPr>
         <w:pStyle w:val="FirstParagraph"/>
@@ -5419,7 +6022,7 @@
         </m:oMath>
       </m:oMathPara>
     </w:p>
-    <w:bookmarkEnd w:id="48"/>
+    <w:bookmarkEnd w:id="49"/>
     <w:p>
       <w:pPr>
         <w:pStyle w:val="FirstParagraph"/>
@@ -5452,7 +6055,7 @@
         <w:t xml:space="preserve">.</w:t>
       </w:r>
     </w:p>
-    <w:bookmarkStart w:id="49" w:name="exm-bias-sample-mean"/>
+    <w:bookmarkStart w:id="50" w:name="exm-bias-sample-mean"/>
     <w:p>
       <w:pPr>
         <w:pStyle w:val="BodyText"/>
@@ -6786,9 +7389,9 @@
         <w:t xml:space="preserve">uses only one.</w:t>
       </w:r>
     </w:p>
-    <w:bookmarkEnd w:id="49"/>
     <w:bookmarkEnd w:id="50"/>
-    <w:bookmarkStart w:id="74" w:name="mean-squared-error"/>
+    <w:bookmarkEnd w:id="51"/>
+    <w:bookmarkStart w:id="75" w:name="mean-squared-error"/>
     <w:p>
       <w:pPr>
         <w:pStyle w:val="Heading3"/>
@@ -6797,43 +7400,59 @@
         <w:t xml:space="preserve">3.5 Population mean squared error of an estimator</w:t>
       </w:r>
     </w:p>
-    <w:bookmarkStart w:id="51" w:name="def-mse"/>
+    <w:bookmarkStart w:id="52" w:name="def-mse"/>
     <w:p>
       <w:pPr>
         <w:pStyle w:val="FirstParagraph"/>
       </w:pPr>
-      <w:r>
-        <w:rPr>
-          <w:b/>
-          <w:bCs/>
-        </w:rPr>
-        <w:t xml:space="preserve">Definition 8 (Mean squared error)</w:t>
-      </w:r>
-      <w:r>
-        <w:t xml:space="preserve"> </w:t>
-      </w:r>
-      <w:r>
-        <w:t xml:space="preserve">The</w:t>
-      </w:r>
-      <w:r>
-        <w:t xml:space="preserve"> </w:t>
-      </w:r>
-      <w:r>
-        <w:rPr>
-          <w:b/>
-          <w:bCs/>
-        </w:rPr>
-        <w:t xml:space="preserve">population mean squared error (pMSE)</w:t>
-      </w:r>
-      <w:r>
-        <w:t xml:space="preserve"> </w:t>
-      </w:r>
-      <w:r>
-        <w:t xml:space="preserve">of an estimator</w:t>
-      </w:r>
-      <w:r>
-        <w:t xml:space="preserve"> </w:t>
-      </w:r>
+      <w:del w:id="120" w:author="PR Preview" w:date="2026-01-01T00:00:00Z">
+        <w:r>
+          <w:rPr>
+            <w:b/>
+            <w:bCs/>
+          </w:rPr>
+          <w:delText xml:space="preserve">Definition 8 (Mean squared error)</w:delText>
+        </w:r>
+      </w:del>
+      <w:del w:id="121" w:author="PR Preview" w:date="2026-01-01T00:00:00Z">
+        <w:r>
+          <w:delText xml:space="preserve"> </w:delText>
+        </w:r>
+      </w:del>
+      <w:del w:id="122" w:author="PR Preview" w:date="2026-01-01T00:00:00Z">
+        <w:r>
+          <w:delText xml:space="preserve">The</w:delText>
+        </w:r>
+      </w:del>
+      <w:del w:id="123" w:author="PR Preview" w:date="2026-01-01T00:00:00Z">
+        <w:r>
+          <w:delText xml:space="preserve"> </w:delText>
+        </w:r>
+      </w:del>
+      <w:del w:id="124" w:author="PR Preview" w:date="2026-01-01T00:00:00Z">
+        <w:r>
+          <w:rPr>
+            <w:b/>
+            <w:bCs/>
+          </w:rPr>
+          <w:delText xml:space="preserve">population mean squared error (pMSE)</w:delText>
+        </w:r>
+      </w:del>
+      <w:del w:id="125" w:author="PR Preview" w:date="2026-01-01T00:00:00Z">
+        <w:r>
+          <w:delText xml:space="preserve"> </w:delText>
+        </w:r>
+      </w:del>
+      <w:del w:id="126" w:author="PR Preview" w:date="2026-01-01T00:00:00Z">
+        <w:r>
+          <w:delText xml:space="preserve">of an estimator</w:delText>
+        </w:r>
+      </w:del>
+      <w:del w:id="127" w:author="PR Preview" w:date="2026-01-01T00:00:00Z">
+        <w:r>
+          <w:delText xml:space="preserve"> </w:delText>
+        </w:r>
+      </w:del>
       <m:oMath>
         <m:acc>
           <m:accPr>
@@ -6846,47 +7465,69 @@
           </m:e>
         </m:acc>
       </m:oMath>
-      <w:r>
-        <w:t xml:space="preserve">,</w:t>
-      </w:r>
-      <w:r>
-        <w:t xml:space="preserve"> </w:t>
-      </w:r>
-      <w:r>
-        <w:t xml:space="preserve">also called its</w:t>
-      </w:r>
-      <w:r>
-        <w:t xml:space="preserve"> </w:t>
-      </w:r>
-      <w:r>
-        <w:rPr>
-          <w:b/>
-          <w:bCs/>
-        </w:rPr>
-        <w:t xml:space="preserve">mean squared error</w:t>
-      </w:r>
-      <w:r>
-        <w:t xml:space="preserve"> </w:t>
-      </w:r>
-      <w:r>
-        <w:t xml:space="preserve">or its</w:t>
-      </w:r>
-      <w:r>
-        <w:t xml:space="preserve"> </w:t>
-      </w:r>
-      <w:r>
-        <w:rPr>
-          <w:b/>
-          <w:bCs/>
-        </w:rPr>
-        <w:t xml:space="preserve">expected squared estimation error (ESEE)</w:t>
-      </w:r>
-      <w:r>
-        <w:t xml:space="preserve">, denoted</w:t>
-      </w:r>
-      <w:r>
-        <w:t xml:space="preserve"> </w:t>
-      </w:r>
+      <w:del w:id="128" w:author="PR Preview" w:date="2026-01-01T00:00:00Z">
+        <w:r>
+          <w:delText xml:space="preserve">,</w:delText>
+        </w:r>
+      </w:del>
+      <w:del w:id="129" w:author="PR Preview" w:date="2026-01-01T00:00:00Z">
+        <w:r>
+          <w:delText xml:space="preserve"> </w:delText>
+        </w:r>
+      </w:del>
+      <w:del w:id="130" w:author="PR Preview" w:date="2026-01-01T00:00:00Z">
+        <w:r>
+          <w:delText xml:space="preserve">also called its</w:delText>
+        </w:r>
+      </w:del>
+      <w:del w:id="131" w:author="PR Preview" w:date="2026-01-01T00:00:00Z">
+        <w:r>
+          <w:delText xml:space="preserve"> </w:delText>
+        </w:r>
+      </w:del>
+      <w:del w:id="132" w:author="PR Preview" w:date="2026-01-01T00:00:00Z">
+        <w:r>
+          <w:rPr>
+            <w:b/>
+            <w:bCs/>
+          </w:rPr>
+          <w:delText xml:space="preserve">mean squared error</w:delText>
+        </w:r>
+      </w:del>
+      <w:del w:id="133" w:author="PR Preview" w:date="2026-01-01T00:00:00Z">
+        <w:r>
+          <w:delText xml:space="preserve"> </w:delText>
+        </w:r>
+      </w:del>
+      <w:del w:id="134" w:author="PR Preview" w:date="2026-01-01T00:00:00Z">
+        <w:r>
+          <w:delText xml:space="preserve">or its</w:delText>
+        </w:r>
+      </w:del>
+      <w:del w:id="135" w:author="PR Preview" w:date="2026-01-01T00:00:00Z">
+        <w:r>
+          <w:delText xml:space="preserve"> </w:delText>
+        </w:r>
+      </w:del>
+      <w:del w:id="136" w:author="PR Preview" w:date="2026-01-01T00:00:00Z">
+        <w:r>
+          <w:rPr>
+            <w:b/>
+            <w:bCs/>
+          </w:rPr>
+          <w:delText xml:space="preserve">expected squared estimation error (ESEE)</w:delText>
+        </w:r>
+      </w:del>
+      <w:del w:id="137" w:author="PR Preview" w:date="2026-01-01T00:00:00Z">
+        <w:r>
+          <w:delText xml:space="preserve">, denoted</w:delText>
+        </w:r>
+      </w:del>
+      <w:del w:id="138" w:author="PR Preview" w:date="2026-01-01T00:00:00Z">
+        <w:r>
+          <w:delText xml:space="preserve"> </w:delText>
+        </w:r>
+      </w:del>
       <m:oMath>
         <m:r>
           <m:rPr>
@@ -6921,15 +7562,21 @@
           <m:t>​</m:t>
         </m:r>
       </m:oMath>
-      <w:r>
-        <w:t xml:space="preserve"> </w:t>
-      </w:r>
-      <w:r>
-        <w:t xml:space="preserve">or</w:t>
-      </w:r>
-      <w:r>
-        <w:t xml:space="preserve"> </w:t>
-      </w:r>
+      <w:del w:id="139" w:author="PR Preview" w:date="2026-01-01T00:00:00Z">
+        <w:r>
+          <w:delText xml:space="preserve"> </w:delText>
+        </w:r>
+      </w:del>
+      <w:del w:id="140" w:author="PR Preview" w:date="2026-01-01T00:00:00Z">
+        <w:r>
+          <w:delText xml:space="preserve">or</w:delText>
+        </w:r>
+      </w:del>
+      <w:del w:id="141" w:author="PR Preview" w:date="2026-01-01T00:00:00Z">
+        <w:r>
+          <w:delText xml:space="preserve"> </w:delText>
+        </w:r>
+      </w:del>
       <m:oMath>
         <m:r>
           <m:rPr>
@@ -6964,35 +7611,297 @@
           <m:t>​</m:t>
         </m:r>
       </m:oMath>
-      <w:r>
-        <w:t xml:space="preserve">, is the expectation of the square</w:t>
-      </w:r>
-      <w:r>
-        <w:t xml:space="preserve"> </w:t>
-      </w:r>
-      <w:r>
-        <w:t xml:space="preserve">of the</w:t>
-      </w:r>
-      <w:r>
-        <w:t xml:space="preserve"> </w:t>
-      </w:r>
+      <w:del w:id="142" w:author="PR Preview" w:date="2026-01-01T00:00:00Z">
+        <w:r>
+          <w:delText xml:space="preserve">, is the expectation of the square</w:delText>
+        </w:r>
+      </w:del>
+      <w:del w:id="143" w:author="PR Preview" w:date="2026-01-01T00:00:00Z">
+        <w:r>
+          <w:delText xml:space="preserve"> </w:delText>
+        </w:r>
+      </w:del>
+      <w:del w:id="144" w:author="PR Preview" w:date="2026-01-01T00:00:00Z">
+        <w:r>
+          <w:delText xml:space="preserve">of the</w:delText>
+        </w:r>
+      </w:del>
+      <w:del w:id="145" w:author="PR Preview" w:date="2026-01-01T00:00:00Z">
+        <w:r>
+          <w:delText xml:space="preserve"> </w:delText>
+        </w:r>
+      </w:del>
       <w:hyperlink w:anchor="def-estimation-error">
+        <w:del w:id="146" w:author="PR Preview" w:date="2026-01-01T00:00:00Z">
+          <w:r>
+            <w:rPr>
+              <w:rStyle w:val="Hyperlink"/>
+            </w:rPr>
+            <w:delText xml:space="preserve">estimation error</w:delText>
+          </w:r>
+        </w:del>
+      </w:hyperlink>
+      <w:del w:id="147" w:author="PR Preview" w:date="2026-01-01T00:00:00Z">
+        <w:r>
+          <w:delText xml:space="preserve"> </w:delText>
+        </w:r>
+      </w:del>
+      <w:del w:id="148" w:author="PR Preview" w:date="2026-01-01T00:00:00Z">
+        <w:r>
+          <w:delText xml:space="preserve">[13]</w:delText>
+        </w:r>
+      </w:del>
+      <w:del w:id="149" w:author="PR Preview" w:date="2026-01-01T00:00:00Z">
+        <w:r>
+          <w:delText xml:space="preserve">:</w:delText>
+        </w:r>
+      </w:del>
+    </w:p>
+    <w:p>
+      <w:pPr>
+        <w:pStyle w:val="FirstParagraph"/>
+      </w:pPr>
+      <w:ins w:id="150" w:author="PR Preview" w:date="2026-01-01T00:00:00Z">
         <w:r>
           <w:rPr>
-            <w:rStyle w:val="Hyperlink"/>
+            <w:b/>
+            <w:bCs/>
           </w:rPr>
-          <w:t xml:space="preserve">estimation error</w:t>
+          <w:t xml:space="preserve">Definition 8 (Mean squared error)</w:t>
         </w:r>
+      </w:ins>
+      <w:ins w:id="151" w:author="PR Preview" w:date="2026-01-01T00:00:00Z">
+        <w:r>
+          <w:t xml:space="preserve"> </w:t>
+        </w:r>
+      </w:ins>
+      <w:ins w:id="152" w:author="PR Preview" w:date="2026-01-01T00:00:00Z">
+        <w:r>
+          <w:t xml:space="preserve">The</w:t>
+        </w:r>
+      </w:ins>
+      <w:ins w:id="153" w:author="PR Preview" w:date="2026-01-01T00:00:00Z">
+        <w:r>
+          <w:t xml:space="preserve"> </w:t>
+        </w:r>
+      </w:ins>
+      <w:ins w:id="154" w:author="PR Preview" w:date="2026-01-01T00:00:00Z">
+        <w:r>
+          <w:rPr>
+            <w:b/>
+            <w:bCs/>
+          </w:rPr>
+          <w:t xml:space="preserve">population mean squared error (pMSE)</w:t>
+        </w:r>
+      </w:ins>
+      <w:ins w:id="155" w:author="PR Preview" w:date="2026-01-01T00:00:00Z">
+        <w:r>
+          <w:t xml:space="preserve"> </w:t>
+        </w:r>
+      </w:ins>
+      <w:ins w:id="156" w:author="PR Preview" w:date="2026-01-01T00:00:00Z">
+        <w:r>
+          <w:t xml:space="preserve">of an estimator</w:t>
+        </w:r>
+      </w:ins>
+      <w:ins w:id="157" w:author="PR Preview" w:date="2026-01-01T00:00:00Z">
+        <w:r>
+          <w:t xml:space="preserve"> </w:t>
+        </w:r>
+      </w:ins>
+      <m:oMath>
+        <m:acc>
+          <m:accPr>
+            <m:chr m:val="̂"/>
+          </m:accPr>
+          <m:e>
+            <m:r>
+              <m:t>θ</m:t>
+            </m:r>
+          </m:e>
+        </m:acc>
+      </m:oMath>
+      <w:ins w:id="158" w:author="PR Preview" w:date="2026-01-01T00:00:00Z">
+        <w:r>
+          <w:t xml:space="preserve">,</w:t>
+        </w:r>
+      </w:ins>
+      <w:ins w:id="159" w:author="PR Preview" w:date="2026-01-01T00:00:00Z">
+        <w:r>
+          <w:t xml:space="preserve"> </w:t>
+        </w:r>
+      </w:ins>
+      <w:ins w:id="160" w:author="PR Preview" w:date="2026-01-01T00:00:00Z">
+        <w:r>
+          <w:t xml:space="preserve">also called its</w:t>
+        </w:r>
+      </w:ins>
+      <w:ins w:id="161" w:author="PR Preview" w:date="2026-01-01T00:00:00Z">
+        <w:r>
+          <w:t xml:space="preserve"> </w:t>
+        </w:r>
+      </w:ins>
+      <w:ins w:id="162" w:author="PR Preview" w:date="2026-01-01T00:00:00Z">
+        <w:r>
+          <w:rPr>
+            <w:b/>
+            <w:bCs/>
+          </w:rPr>
+          <w:t xml:space="preserve">mean squared error</w:t>
+        </w:r>
+      </w:ins>
+      <w:ins w:id="163" w:author="PR Preview" w:date="2026-01-01T00:00:00Z">
+        <w:r>
+          <w:t xml:space="preserve"> </w:t>
+        </w:r>
+      </w:ins>
+      <w:ins w:id="164" w:author="PR Preview" w:date="2026-01-01T00:00:00Z">
+        <w:r>
+          <w:t xml:space="preserve">or its</w:t>
+        </w:r>
+      </w:ins>
+      <w:ins w:id="165" w:author="PR Preview" w:date="2026-01-01T00:00:00Z">
+        <w:r>
+          <w:t xml:space="preserve"> </w:t>
+        </w:r>
+      </w:ins>
+      <w:ins w:id="166" w:author="PR Preview" w:date="2026-01-01T00:00:00Z">
+        <w:r>
+          <w:rPr>
+            <w:b/>
+            <w:bCs/>
+          </w:rPr>
+          <w:t xml:space="preserve">expected squared estimation error (ESEE)</w:t>
+        </w:r>
+      </w:ins>
+      <w:ins w:id="167" w:author="PR Preview" w:date="2026-01-01T00:00:00Z">
+        <w:r>
+          <w:t xml:space="preserve">, denoted</w:t>
+        </w:r>
+      </w:ins>
+      <w:ins w:id="168" w:author="PR Preview" w:date="2026-01-01T00:00:00Z">
+        <w:r>
+          <w:t xml:space="preserve"> </w:t>
+        </w:r>
+      </w:ins>
+      <m:oMath>
+        <m:r>
+          <m:rPr>
+            <m:sty m:val="p"/>
+          </m:rPr>
+          <m:t>pMSE</m:t>
+        </m:r>
+        <m:r>
+          <m:t>​</m:t>
+        </m:r>
+        <m:d>
+          <m:dPr>
+            <m:begChr m:val="("/>
+            <m:sepChr m:val=""/>
+            <m:endChr m:val=")"/>
+            <m:grow/>
+          </m:dPr>
+          <m:e>
+            <m:acc>
+              <m:accPr>
+                <m:chr m:val="̂"/>
+              </m:accPr>
+              <m:e>
+                <m:r>
+                  <m:t>θ</m:t>
+                </m:r>
+              </m:e>
+            </m:acc>
+          </m:e>
+        </m:d>
+        <m:r>
+          <m:t>​</m:t>
+        </m:r>
+      </m:oMath>
+      <w:ins w:id="169" w:author="PR Preview" w:date="2026-01-01T00:00:00Z">
+        <w:r>
+          <w:t xml:space="preserve"> </w:t>
+        </w:r>
+      </w:ins>
+      <w:ins w:id="170" w:author="PR Preview" w:date="2026-01-01T00:00:00Z">
+        <w:r>
+          <w:t xml:space="preserve">or</w:t>
+        </w:r>
+      </w:ins>
+      <w:ins w:id="171" w:author="PR Preview" w:date="2026-01-01T00:00:00Z">
+        <w:r>
+          <w:t xml:space="preserve"> </w:t>
+        </w:r>
+      </w:ins>
+      <m:oMath>
+        <m:r>
+          <m:rPr>
+            <m:sty m:val="p"/>
+          </m:rPr>
+          <m:t>ESEE</m:t>
+        </m:r>
+        <m:r>
+          <m:t>​</m:t>
+        </m:r>
+        <m:d>
+          <m:dPr>
+            <m:begChr m:val="("/>
+            <m:sepChr m:val=""/>
+            <m:endChr m:val=")"/>
+            <m:grow/>
+          </m:dPr>
+          <m:e>
+            <m:acc>
+              <m:accPr>
+                <m:chr m:val="̂"/>
+              </m:accPr>
+              <m:e>
+                <m:r>
+                  <m:t>θ</m:t>
+                </m:r>
+              </m:e>
+            </m:acc>
+          </m:e>
+        </m:d>
+        <m:r>
+          <m:t>​</m:t>
+        </m:r>
+      </m:oMath>
+      <w:ins w:id="172" w:author="PR Preview" w:date="2026-01-01T00:00:00Z">
+        <w:r>
+          <w:t xml:space="preserve">, is the expectation of the square</w:t>
+        </w:r>
+      </w:ins>
+      <w:ins w:id="173" w:author="PR Preview" w:date="2026-01-01T00:00:00Z">
+        <w:r>
+          <w:t xml:space="preserve"> </w:t>
+        </w:r>
+      </w:ins>
+      <w:ins w:id="174" w:author="PR Preview" w:date="2026-01-01T00:00:00Z">
+        <w:r>
+          <w:t xml:space="preserve">of the</w:t>
+        </w:r>
+      </w:ins>
+      <w:ins w:id="175" w:author="PR Preview" w:date="2026-01-01T00:00:00Z">
+        <w:r>
+          <w:t xml:space="preserve"> </w:t>
+        </w:r>
+      </w:ins>
+      <w:hyperlink w:anchor="def-estimation-error">
+        <w:ins w:id="176" w:author="PR Preview" w:date="2026-01-01T00:00:00Z">
+          <w:r>
+            <w:rPr>
+              <w:rStyle w:val="Hyperlink"/>
+            </w:rPr>
+            <w:t xml:space="preserve">estimation error</w:t>
+          </w:r>
+        </w:ins>
       </w:hyperlink>
-      <w:r>
-        <w:t xml:space="preserve"> </w:t>
-      </w:r>
-      <w:r>
-        <w:t xml:space="preserve">[13]</w:t>
-      </w:r>
-      <w:r>
-        <w:t xml:space="preserve">:</w:t>
-      </w:r>
+      <w:ins w:id="177" w:author="PR Preview" w:date="2026-01-01T00:00:00Z">
+        <w:r>
+          <w:t xml:space="preserve">:</w:t>
+        </w:r>
+      </w:ins>
     </w:p>
     <w:p>
       <w:pPr>
@@ -7150,8 +8059,8 @@
         <w:t xml:space="preserve">.</w:t>
       </w:r>
     </w:p>
-    <w:bookmarkEnd w:id="51"/>
-    <w:bookmarkStart w:id="52" w:name="exr-sq-bias-expand"/>
+    <w:bookmarkEnd w:id="52"/>
+    <w:bookmarkStart w:id="53" w:name="exr-sq-bias-expand"/>
     <w:p>
       <w:pPr>
         <w:pStyle w:val="BodyText"/>
@@ -7323,8 +8232,8 @@
         <w:t xml:space="preserve">.</w:t>
       </w:r>
     </w:p>
-    <w:bookmarkEnd w:id="52"/>
-    <w:bookmarkStart w:id="53" w:name="sol-sq-bias-expand"/>
+    <w:bookmarkEnd w:id="53"/>
+    <w:bookmarkStart w:id="54" w:name="sol-sq-bias-expand"/>
     <w:p>
       <w:pPr>
         <w:pStyle w:val="BodyText"/>
@@ -7644,8 +8553,8 @@
         </m:oMath>
       </m:oMathPara>
     </w:p>
-    <w:bookmarkEnd w:id="53"/>
-    <w:bookmarkStart w:id="54" w:name="thm-sq-bias-expand"/>
+    <w:bookmarkEnd w:id="54"/>
+    <w:bookmarkStart w:id="55" w:name="thm-sq-bias-expand"/>
     <w:p>
       <w:pPr>
         <w:pStyle w:val="FirstParagraph"/>
@@ -7913,7 +8822,7 @@
         </m:oMath>
       </m:oMathPara>
     </w:p>
-    <w:bookmarkEnd w:id="54"/>
+    <w:bookmarkEnd w:id="55"/>
     <w:p>
       <w:pPr>
         <w:pStyle w:val="FirstParagraph"/>
@@ -7960,7 +8869,7 @@
         <w:t xml:space="preserve">.</w:t>
       </w:r>
     </w:p>
-    <w:bookmarkStart w:id="55" w:name="exr-bias-sq-plus-var"/>
+    <w:bookmarkStart w:id="56" w:name="exr-bias-sq-plus-var"/>
     <w:p>
       <w:pPr>
         <w:pStyle w:val="BodyText"/>
@@ -8205,8 +9114,8 @@
         <w:t xml:space="preserve">.</w:t>
       </w:r>
     </w:p>
-    <w:bookmarkEnd w:id="55"/>
-    <w:bookmarkStart w:id="59" w:name="sol-bias-sq-plus-var"/>
+    <w:bookmarkEnd w:id="56"/>
+    <w:bookmarkStart w:id="60" w:name="sol-bias-sq-plus-var"/>
     <w:p>
       <w:pPr>
         <w:pStyle w:val="BodyText"/>
@@ -8230,7 +9139,7 @@
       <w:r>
         <w:t xml:space="preserve">(</w:t>
       </w:r>
-      <w:hyperlink r:id="rId56">
+      <w:hyperlink r:id="rId57">
         <w:r>
           <w:rPr>
             <w:rStyle w:val="Hyperlink"/>
@@ -8246,7 +9155,7 @@
       <w:pPr>
         <w:pStyle w:val="BodyText"/>
       </w:pPr>
-      <w:bookmarkStart w:id="57" w:name="eq-bias-sq-plus-var-exr"/>
+      <w:bookmarkStart w:id="58" w:name="eq-bias-sq-plus-var-exr"/>
       <m:oMathPara>
         <m:oMathParaPr>
           <m:jc m:val="center"/>
@@ -8414,7 +9323,7 @@
           </m:r>
         </m:oMath>
       </m:oMathPara>
-      <w:bookmarkEnd w:id="57"/>
+      <w:bookmarkEnd w:id="58"/>
     </w:p>
     <w:p>
       <w:pPr>
@@ -8445,7 +9354,7 @@
       <w:pPr>
         <w:pStyle w:val="BodyText"/>
       </w:pPr>
-      <w:bookmarkStart w:id="58" w:name="eq-bias-sq-plus-var-exr-2"/>
+      <w:bookmarkStart w:id="59" w:name="eq-bias-sq-plus-var-exr-2"/>
       <m:oMathPara>
         <m:oMathParaPr>
           <m:jc m:val="center"/>
@@ -9843,10 +10752,10 @@
           </m:r>
         </m:oMath>
       </m:oMathPara>
-      <w:bookmarkEnd w:id="58"/>
+      <w:bookmarkEnd w:id="59"/>
     </w:p>
-    <w:bookmarkEnd w:id="59"/>
-    <w:bookmarkStart w:id="60" w:name="thm-bias-sq-plus-var"/>
+    <w:bookmarkEnd w:id="60"/>
+    <w:bookmarkStart w:id="61" w:name="thm-bias-sq-plus-var"/>
     <w:p>
       <w:pPr>
         <w:pStyle w:val="FirstParagraph"/>
@@ -10119,7 +11028,7 @@
         </m:oMath>
       </m:oMathPara>
     </w:p>
-    <w:bookmarkEnd w:id="60"/>
+    <w:bookmarkEnd w:id="61"/>
     <w:p>
       <w:pPr>
         <w:pStyle w:val="FirstParagraph"/>
@@ -10186,7 +11095,7 @@
         <w:t xml:space="preserve">.</w:t>
       </w:r>
     </w:p>
-    <w:bookmarkStart w:id="61" w:name="exr-mse-expand"/>
+    <w:bookmarkStart w:id="62" w:name="exr-mse-expand"/>
     <w:p>
       <w:pPr>
         <w:pStyle w:val="BodyText"/>
@@ -10359,8 +11268,8 @@
         <w:t xml:space="preserve">.</w:t>
       </w:r>
     </w:p>
-    <w:bookmarkEnd w:id="61"/>
-    <w:bookmarkStart w:id="62" w:name="sol-mse-expand"/>
+    <w:bookmarkEnd w:id="62"/>
+    <w:bookmarkStart w:id="63" w:name="sol-mse-expand"/>
     <w:p>
       <w:pPr>
         <w:pStyle w:val="BodyText"/>
@@ -11164,8 +12073,8 @@
         </m:oMath>
       </m:oMathPara>
     </w:p>
-    <w:bookmarkEnd w:id="62"/>
-    <w:bookmarkStart w:id="63" w:name="thm-mse-expand"/>
+    <w:bookmarkEnd w:id="63"/>
+    <w:bookmarkStart w:id="64" w:name="thm-mse-expand"/>
     <w:p>
       <w:pPr>
         <w:pStyle w:val="FirstParagraph"/>
@@ -11392,7 +12301,7 @@
         </m:oMath>
       </m:oMathPara>
     </w:p>
-    <w:bookmarkEnd w:id="63"/>
+    <w:bookmarkEnd w:id="64"/>
     <w:p>
       <w:pPr>
         <w:pStyle w:val="FirstParagraph"/>
@@ -11439,7 +12348,7 @@
         <w:t xml:space="preserve">.</w:t>
       </w:r>
     </w:p>
-    <w:bookmarkStart w:id="65" w:name="thm-mse-bias-variance"/>
+    <w:bookmarkStart w:id="66" w:name="thm-mse-bias-variance"/>
     <w:p>
       <w:pPr>
         <w:pStyle w:val="BodyText"/>
@@ -11480,7 +12389,7 @@
       <w:pPr>
         <w:pStyle w:val="BodyText"/>
       </w:pPr>
-      <w:bookmarkStart w:id="64" w:name="eq-mse"/>
+      <w:bookmarkStart w:id="65" w:name="eq-mse"/>
       <m:oMathPara>
         <m:oMathParaPr>
           <m:jc m:val="center"/>
@@ -11639,9 +12548,9 @@
           </m:r>
         </m:oMath>
       </m:oMathPara>
-      <w:bookmarkEnd w:id="64"/>
+      <w:bookmarkEnd w:id="65"/>
     </w:p>
-    <w:bookmarkEnd w:id="65"/>
+    <w:bookmarkEnd w:id="66"/>
     <w:p>
       <w:pPr>
         <w:pStyle w:val="FirstParagraph"/>
@@ -11957,7 +12866,7 @@
         <w:t xml:space="preserve">so they are equal to each other.</w:t>
       </w:r>
     </w:p>
-    <w:bookmarkStart w:id="68" w:name="rem-mse-bias-variance-prediction"/>
+    <w:bookmarkStart w:id="69" w:name="rem-mse-bias-variance-prediction"/>
     <w:p>
       <w:pPr>
         <w:pStyle w:val="BodyText"/>
@@ -12077,7 +12986,7 @@
       <w:r>
         <w:t xml:space="preserve"> </w:t>
       </w:r>
-      <w:hyperlink r:id="rId66">
+      <w:hyperlink r:id="rId67">
         <w:r>
           <w:rPr>
             <w:rStyle w:val="Hyperlink"/>
@@ -12100,7 +13009,7 @@
       <w:r>
         <w:t xml:space="preserve"> </w:t>
       </w:r>
-      <w:hyperlink r:id="rId67">
+      <w:hyperlink r:id="rId68">
         <w:r>
           <w:rPr>
             <w:rStyle w:val="Hyperlink"/>
@@ -12121,8 +13030,8 @@
         <w:t xml:space="preserve">No choice of prediction can remove the extra term.</w:t>
       </w:r>
     </w:p>
-    <w:bookmarkEnd w:id="68"/>
-    <w:bookmarkStart w:id="70" w:name="exm-mse-sample-mean"/>
+    <w:bookmarkEnd w:id="69"/>
+    <w:bookmarkStart w:id="71" w:name="exm-mse-sample-mean"/>
     <w:p>
       <w:pPr>
         <w:pStyle w:val="FirstParagraph"/>
@@ -13534,7 +14443,7 @@
       <w:r>
         <w:t xml:space="preserve"> </w:t>
       </w:r>
-      <w:hyperlink r:id="rId69">
+      <w:hyperlink r:id="rId70">
         <w:r>
           <w:rPr>
             <w:rStyle w:val="Hyperlink"/>
@@ -13832,8 +14741,8 @@
         <w:t xml:space="preserve">’s.</w:t>
       </w:r>
     </w:p>
-    <w:bookmarkEnd w:id="70"/>
-    <w:bookmarkStart w:id="71" w:name="def-rmse"/>
+    <w:bookmarkEnd w:id="71"/>
+    <w:bookmarkStart w:id="72" w:name="def-rmse"/>
     <w:p>
       <w:pPr>
         <w:pStyle w:val="BodyText"/>
@@ -14045,8 +14954,8 @@
         <w:t xml:space="preserve">.</w:t>
       </w:r>
     </w:p>
-    <w:bookmarkEnd w:id="71"/>
-    <w:bookmarkStart w:id="72" w:name="exm-rmse-sample-mean"/>
+    <w:bookmarkEnd w:id="72"/>
+    <w:bookmarkStart w:id="73" w:name="exm-rmse-sample-mean"/>
     <w:p>
       <w:pPr>
         <w:pStyle w:val="BodyText"/>
@@ -14134,8 +15043,8 @@
         <w:t xml:space="preserve">.</w:t>
       </w:r>
     </w:p>
-    <w:bookmarkEnd w:id="72"/>
-    <w:bookmarkStart w:id="73" w:name="rem-rmse-units"/>
+    <w:bookmarkEnd w:id="73"/>
+    <w:bookmarkStart w:id="74" w:name="rem-rmse-units"/>
     <w:p>
       <w:pPr>
         <w:pStyle w:val="BodyText"/>
@@ -14154,7 +15063,7 @@
         <w:t xml:space="preserve">The pRMSE has the same units as the estimand.</w:t>
       </w:r>
     </w:p>
-    <w:bookmarkEnd w:id="73"/>
+    <w:bookmarkEnd w:id="74"/>
     <w:p>
       <w:pPr>
         <w:pStyle w:val="BodyText"/>
@@ -14169,8 +15078,8 @@
         <w:t xml:space="preserve">covers mean squared error.</w:t>
       </w:r>
     </w:p>
-    <w:bookmarkEnd w:id="74"/>
-    <w:bookmarkStart w:id="88" w:name="sec-unbiased-estimators"/>
+    <w:bookmarkEnd w:id="75"/>
+    <w:bookmarkStart w:id="89" w:name="sec-unbiased-estimators"/>
     <w:p>
       <w:pPr>
         <w:pStyle w:val="Heading3"/>
@@ -14179,7 +15088,7 @@
         <w:t xml:space="preserve">3.6 Unbiased estimators</w:t>
       </w:r>
     </w:p>
-    <w:bookmarkStart w:id="75" w:name="def-unbiased"/>
+    <w:bookmarkStart w:id="76" w:name="def-unbiased"/>
     <w:p>
       <w:pPr>
         <w:pStyle w:val="FirstParagraph"/>
@@ -14305,8 +15214,8 @@
         </m:oMath>
       </m:oMathPara>
     </w:p>
-    <w:bookmarkEnd w:id="75"/>
-    <w:bookmarkStart w:id="76" w:name="def-biased"/>
+    <w:bookmarkEnd w:id="76"/>
+    <w:bookmarkStart w:id="77" w:name="def-biased"/>
     <w:p>
       <w:pPr>
         <w:pStyle w:val="FirstParagraph"/>
@@ -14432,8 +15341,8 @@
         </m:oMath>
       </m:oMathPara>
     </w:p>
-    <w:bookmarkEnd w:id="76"/>
-    <w:bookmarkStart w:id="77" w:name="exm-unbiased-sample-mean"/>
+    <w:bookmarkEnd w:id="77"/>
+    <w:bookmarkStart w:id="78" w:name="exm-unbiased-sample-mean"/>
     <w:p>
       <w:pPr>
         <w:pStyle w:val="FirstParagraph"/>
@@ -14647,8 +15556,8 @@
         <w:t xml:space="preserve">.</w:t>
       </w:r>
     </w:p>
-    <w:bookmarkEnd w:id="77"/>
-    <w:bookmarkStart w:id="79" w:name="exm-biased-variance-mle"/>
+    <w:bookmarkEnd w:id="78"/>
+    <w:bookmarkStart w:id="80" w:name="exm-biased-variance-mle"/>
     <w:p>
       <w:pPr>
         <w:pStyle w:val="BodyText"/>
@@ -14826,7 +15735,7 @@
       <w:r>
         <w:t xml:space="preserve"> </w:t>
       </w:r>
-      <w:hyperlink r:id="rId78">
+      <w:hyperlink r:id="rId79">
         <w:r>
           <w:rPr>
             <w:rStyle w:val="Hyperlink"/>
@@ -19998,8 +20907,8 @@
         <w:t xml:space="preserve">grows.</w:t>
       </w:r>
     </w:p>
-    <w:bookmarkEnd w:id="79"/>
-    <w:bookmarkStart w:id="80" w:name="exr-unbiased-exp"/>
+    <w:bookmarkEnd w:id="80"/>
+    <w:bookmarkStart w:id="81" w:name="exr-unbiased-exp"/>
     <w:p>
       <w:pPr>
         <w:pStyle w:val="BodyText"/>
@@ -20130,8 +21039,8 @@
         <w:t xml:space="preserve">.</w:t>
       </w:r>
     </w:p>
-    <w:bookmarkEnd w:id="80"/>
-    <w:bookmarkStart w:id="81" w:name="sol-unbiased-exp"/>
+    <w:bookmarkEnd w:id="81"/>
+    <w:bookmarkStart w:id="82" w:name="sol-unbiased-exp"/>
     <w:p>
       <w:pPr>
         <w:pStyle w:val="BodyText"/>
@@ -20356,8 +21265,8 @@
         <w:t xml:space="preserve">.</w:t>
       </w:r>
     </w:p>
-    <w:bookmarkEnd w:id="81"/>
-    <w:bookmarkStart w:id="82" w:name="exr-unbiased-mse"/>
+    <w:bookmarkEnd w:id="82"/>
+    <w:bookmarkStart w:id="83" w:name="exr-unbiased-mse"/>
     <w:p>
       <w:pPr>
         <w:pStyle w:val="BodyText"/>
@@ -20451,8 +21360,8 @@
         <w:t xml:space="preserve">in terms of its variance.</w:t>
       </w:r>
     </w:p>
-    <w:bookmarkEnd w:id="82"/>
-    <w:bookmarkStart w:id="83" w:name="sol-unbiased-mse"/>
+    <w:bookmarkEnd w:id="83"/>
+    <w:bookmarkStart w:id="84" w:name="sol-unbiased-mse"/>
     <w:p>
       <w:pPr>
         <w:pStyle w:val="BodyText"/>
@@ -20791,8 +21700,8 @@
         </m:oMath>
       </m:oMathPara>
     </w:p>
-    <w:bookmarkEnd w:id="83"/>
-    <w:bookmarkStart w:id="86" w:name="thm-unbiased-props"/>
+    <w:bookmarkEnd w:id="84"/>
+    <w:bookmarkStart w:id="87" w:name="thm-unbiased-props"/>
     <w:p>
       <w:pPr>
         <w:pStyle w:val="FirstParagraph"/>
@@ -20864,7 +21773,7 @@
       <w:pPr>
         <w:pStyle w:val="BodyText"/>
       </w:pPr>
-      <w:bookmarkStart w:id="84" w:name="eq-unbiased-exp"/>
+      <w:bookmarkStart w:id="85" w:name="eq-unbiased-exp"/>
       <m:oMathPara>
         <m:oMathParaPr>
           <m:jc m:val="center"/>
@@ -20931,13 +21840,13 @@
           </m:r>
         </m:oMath>
       </m:oMathPara>
-      <w:bookmarkEnd w:id="84"/>
+      <w:bookmarkEnd w:id="85"/>
     </w:p>
     <w:p>
       <w:pPr>
         <w:pStyle w:val="FirstParagraph"/>
       </w:pPr>
-      <w:bookmarkStart w:id="85" w:name="eq-unbiased-mse"/>
+      <w:bookmarkStart w:id="86" w:name="eq-unbiased-mse"/>
       <m:oMathPara>
         <m:oMathParaPr>
           <m:jc m:val="center"/>
@@ -21033,9 +21942,9 @@
           </m:r>
         </m:oMath>
       </m:oMathPara>
-      <w:bookmarkEnd w:id="85"/>
+      <w:bookmarkEnd w:id="86"/>
     </w:p>
-    <w:bookmarkEnd w:id="86"/>
+    <w:bookmarkEnd w:id="87"/>
     <w:p>
       <w:pPr>
         <w:pStyle w:val="FirstParagraph"/>
@@ -21126,7 +22035,7 @@
       <w:r>
         <w:t xml:space="preserve"> </w:t>
       </w:r>
-      <w:hyperlink r:id="rId87">
+      <w:hyperlink r:id="rId88">
         <w:r>
           <w:rPr>
             <w:rStyle w:val="Hyperlink"/>
@@ -21153,8 +22062,8 @@
         <w:t xml:space="preserve">.</w:t>
       </w:r>
     </w:p>
-    <w:bookmarkEnd w:id="88"/>
-    <w:bookmarkStart w:id="91" w:name="mean-absolute-error"/>
+    <w:bookmarkEnd w:id="89"/>
+    <w:bookmarkStart w:id="92" w:name="mean-absolute-error"/>
     <w:p>
       <w:pPr>
         <w:pStyle w:val="Heading3"/>
@@ -21163,7 +22072,7 @@
         <w:t xml:space="preserve">3.7 Population mean absolute error</w:t>
       </w:r>
     </w:p>
-    <w:bookmarkStart w:id="89" w:name="def-mae"/>
+    <w:bookmarkStart w:id="90" w:name="def-mae"/>
     <w:p>
       <w:pPr>
         <w:pStyle w:val="FirstParagraph"/>
@@ -21390,8 +22299,8 @@
         <w:t xml:space="preserve">.</w:t>
       </w:r>
     </w:p>
-    <w:bookmarkEnd w:id="89"/>
-    <w:bookmarkStart w:id="90" w:name="exm-mae-gaussian"/>
+    <w:bookmarkEnd w:id="90"/>
+    <w:bookmarkStart w:id="91" w:name="exm-mae-gaussian"/>
     <w:p>
       <w:pPr>
         <w:pStyle w:val="BodyText"/>
@@ -23797,9 +24706,9 @@
         <w:t xml:space="preserve">).</w:t>
       </w:r>
     </w:p>
-    <w:bookmarkEnd w:id="90"/>
     <w:bookmarkEnd w:id="91"/>
-    <w:bookmarkStart w:id="105" w:name="standard-error"/>
+    <w:bookmarkEnd w:id="92"/>
+    <w:bookmarkStart w:id="106" w:name="standard-error"/>
     <w:p>
       <w:pPr>
         <w:pStyle w:val="Heading3"/>
@@ -23808,7 +24717,7 @@
         <w:t xml:space="preserve">3.8 Standard error</w:t>
       </w:r>
     </w:p>
-    <w:bookmarkStart w:id="93" w:name="def-SE"/>
+    <w:bookmarkStart w:id="94" w:name="def-SE"/>
     <w:p>
       <w:pPr>
         <w:pStyle w:val="FirstParagraph"/>
@@ -23866,7 +24775,7 @@
       <w:r>
         <w:t xml:space="preserve"> </w:t>
       </w:r>
-      <w:hyperlink r:id="rId92">
+      <w:hyperlink r:id="rId93">
         <w:r>
           <w:rPr>
             <w:rStyle w:val="Hyperlink"/>
@@ -24011,8 +24920,8 @@
         <w:t xml:space="preserve">.</w:t>
       </w:r>
     </w:p>
-    <w:bookmarkEnd w:id="93"/>
-    <w:bookmarkStart w:id="94" w:name="exm-SE-sample-mean"/>
+    <w:bookmarkEnd w:id="94"/>
+    <w:bookmarkStart w:id="95" w:name="exm-SE-sample-mean"/>
     <w:p>
       <w:pPr>
         <w:pStyle w:val="BodyText"/>
@@ -24324,8 +25233,8 @@
         <w:t xml:space="preserve">.</w:t>
       </w:r>
     </w:p>
-    <w:bookmarkEnd w:id="94"/>
-    <w:bookmarkStart w:id="95" w:name="exr-se-error-sd"/>
+    <w:bookmarkEnd w:id="95"/>
+    <w:bookmarkStart w:id="96" w:name="exr-se-error-sd"/>
     <w:p>
       <w:pPr>
         <w:pStyle w:val="BodyText"/>
@@ -24346,7 +25255,7 @@
       <w:r>
         <w:t xml:space="preserve"> </w:t>
       </w:r>
-      <w:hyperlink r:id="rId92">
+      <w:hyperlink r:id="rId93">
         <w:r>
           <w:rPr>
             <w:rStyle w:val="Hyperlink"/>
@@ -24447,8 +25356,8 @@
         <w:t xml:space="preserve">.</w:t>
       </w:r>
     </w:p>
-    <w:bookmarkEnd w:id="95"/>
-    <w:bookmarkStart w:id="96" w:name="sol-se-error-sd"/>
+    <w:bookmarkEnd w:id="96"/>
+    <w:bookmarkStart w:id="97" w:name="sol-se-error-sd"/>
     <w:p>
       <w:pPr>
         <w:pStyle w:val="BodyText"/>
@@ -24815,8 +25724,8 @@
         </m:oMath>
       </m:oMathPara>
     </w:p>
-    <w:bookmarkEnd w:id="96"/>
-    <w:bookmarkStart w:id="97" w:name="thm-se-error-sd"/>
+    <w:bookmarkEnd w:id="97"/>
+    <w:bookmarkStart w:id="98" w:name="thm-se-error-sd"/>
     <w:p>
       <w:pPr>
         <w:pStyle w:val="FirstParagraph"/>
@@ -24930,7 +25839,7 @@
         </m:oMath>
       </m:oMathPara>
     </w:p>
-    <w:bookmarkEnd w:id="97"/>
+    <w:bookmarkEnd w:id="98"/>
     <w:p>
       <w:pPr>
         <w:pStyle w:val="FirstParagraph"/>
@@ -24963,7 +25872,7 @@
         <w:t xml:space="preserve">.</w:t>
       </w:r>
     </w:p>
-    <w:bookmarkStart w:id="98" w:name="rem-standard-error-name"/>
+    <w:bookmarkStart w:id="99" w:name="rem-standard-error-name"/>
     <w:p>
       <w:pPr>
         <w:pStyle w:val="BodyText"/>
@@ -25073,8 +25982,8 @@
         <w:t xml:space="preserve">so they come up often enough to deserve their own name.</w:t>
       </w:r>
     </w:p>
-    <w:bookmarkEnd w:id="98"/>
-    <w:bookmarkStart w:id="99" w:name="exr-var-mse-bias"/>
+    <w:bookmarkEnd w:id="99"/>
+    <w:bookmarkStart w:id="100" w:name="exr-var-mse-bias"/>
     <w:p>
       <w:pPr>
         <w:pStyle w:val="BodyText"/>
@@ -25244,8 +26153,8 @@
         <w:t xml:space="preserve">.</w:t>
       </w:r>
     </w:p>
-    <w:bookmarkEnd w:id="99"/>
-    <w:bookmarkStart w:id="100" w:name="sol-var-mse-bias"/>
+    <w:bookmarkEnd w:id="100"/>
+    <w:bookmarkStart w:id="101" w:name="sol-var-mse-bias"/>
     <w:p>
       <w:pPr>
         <w:pStyle w:val="BodyText"/>
@@ -26172,8 +27081,8 @@
         </m:oMath>
       </m:oMathPara>
     </w:p>
-    <w:bookmarkEnd w:id="100"/>
-    <w:bookmarkStart w:id="101" w:name="cor-var-mse-bias"/>
+    <w:bookmarkEnd w:id="101"/>
+    <w:bookmarkStart w:id="102" w:name="cor-var-mse-bias"/>
     <w:p>
       <w:pPr>
         <w:pStyle w:val="FirstParagraph"/>
@@ -26368,7 +27277,7 @@
         </m:oMath>
       </m:oMathPara>
     </w:p>
-    <w:bookmarkEnd w:id="101"/>
+    <w:bookmarkEnd w:id="102"/>
     <w:p>
       <w:pPr>
         <w:pStyle w:val="FirstParagraph"/>
@@ -26401,7 +27310,7 @@
         <w:t xml:space="preserve">.</w:t>
       </w:r>
     </w:p>
-    <w:bookmarkStart w:id="102" w:name="exr-se-rmse-unbiased"/>
+    <w:bookmarkStart w:id="103" w:name="exr-se-rmse-unbiased"/>
     <w:p>
       <w:pPr>
         <w:pStyle w:val="BodyText"/>
@@ -26509,8 +27418,8 @@
         <w:t xml:space="preserve">.</w:t>
       </w:r>
     </w:p>
-    <w:bookmarkEnd w:id="102"/>
-    <w:bookmarkStart w:id="103" w:name="sol-se-rmse-unbiased"/>
+    <w:bookmarkEnd w:id="103"/>
+    <w:bookmarkStart w:id="104" w:name="sol-se-rmse-unbiased"/>
     <w:p>
       <w:pPr>
         <w:pStyle w:val="BodyText"/>
@@ -26773,8 +27682,8 @@
         </m:oMath>
       </m:oMathPara>
     </w:p>
-    <w:bookmarkEnd w:id="103"/>
-    <w:bookmarkStart w:id="104" w:name="cor-se-rmse-unbiased"/>
+    <w:bookmarkEnd w:id="104"/>
+    <w:bookmarkStart w:id="105" w:name="cor-se-rmse-unbiased"/>
     <w:p>
       <w:pPr>
         <w:pStyle w:val="FirstParagraph"/>
@@ -26932,7 +27841,7 @@
         </m:oMath>
       </m:oMathPara>
     </w:p>
-    <w:bookmarkEnd w:id="104"/>
+    <w:bookmarkEnd w:id="105"/>
     <w:p>
       <w:pPr>
         <w:pStyle w:val="FirstParagraph"/>
@@ -26965,9 +27874,9 @@
         <w:t xml:space="preserve">.</w:t>
       </w:r>
     </w:p>
-    <w:bookmarkEnd w:id="105"/>
     <w:bookmarkEnd w:id="106"/>
-    <w:bookmarkStart w:id="139" w:name="references"/>
+    <w:bookmarkEnd w:id="107"/>
+    <w:bookmarkStart w:id="140" w:name="references"/>
     <w:p>
       <w:pPr>
         <w:pStyle w:val="Heading2"/>
@@ -26976,8 +27885,8 @@
         <w:t xml:space="preserve">References</w:t>
       </w:r>
     </w:p>
-    <w:bookmarkStart w:id="138" w:name="refs"/>
-    <w:bookmarkStart w:id="107" w:name="ref-box_draper_1987"/>
+    <w:bookmarkStart w:id="139" w:name="refs"/>
+    <w:bookmarkStart w:id="108" w:name="ref-box_draper_1987"/>
     <w:p>
       <w:pPr>
         <w:pStyle w:val="Bibliography"/>
@@ -27008,8 +27917,8 @@
         <w:t xml:space="preserve">. in Wiley series in probability and mathematical statistics. Applied probability and statistics. New York: Wiley, 1987.</w:t>
       </w:r>
     </w:p>
-    <w:bookmarkEnd w:id="107"/>
-    <w:bookmarkStart w:id="109" w:name="ref-dunn2018generalized"/>
+    <w:bookmarkEnd w:id="108"/>
+    <w:bookmarkStart w:id="110" w:name="ref-dunn2018generalized"/>
     <w:p>
       <w:pPr>
         <w:pStyle w:val="Bibliography"/>
@@ -27056,7 +27965,7 @@
       <w:r>
         <w:t xml:space="preserve"> </w:t>
       </w:r>
-      <w:hyperlink r:id="rId108">
+      <w:hyperlink r:id="rId109">
         <w:r>
           <w:rPr>
             <w:rStyle w:val="Hyperlink"/>
@@ -27068,8 +27977,8 @@
         <w:t xml:space="preserve">.</w:t>
       </w:r>
     </w:p>
-    <w:bookmarkEnd w:id="109"/>
-    <w:bookmarkStart w:id="111" w:name="ref-van2018flexible"/>
+    <w:bookmarkEnd w:id="110"/>
+    <w:bookmarkStart w:id="112" w:name="ref-van2018flexible"/>
     <w:p>
       <w:pPr>
         <w:pStyle w:val="Bibliography"/>
@@ -27102,7 +28011,7 @@
       <w:r>
         <w:t xml:space="preserve"> </w:t>
       </w:r>
-      <w:hyperlink r:id="rId110">
+      <w:hyperlink r:id="rId111">
         <w:r>
           <w:rPr>
             <w:rStyle w:val="Hyperlink"/>
@@ -27111,8 +28020,8 @@
         </w:r>
       </w:hyperlink>
     </w:p>
-    <w:bookmarkEnd w:id="111"/>
-    <w:bookmarkStart w:id="113" w:name="ref-pohl2021estimands"/>
+    <w:bookmarkEnd w:id="112"/>
+    <w:bookmarkStart w:id="114" w:name="ref-pohl2021estimands"/>
     <w:p>
       <w:pPr>
         <w:pStyle w:val="Bibliography"/>
@@ -27178,7 +28087,7 @@
       <w:r>
         <w:t xml:space="preserve"> </w:t>
       </w:r>
-      <w:hyperlink r:id="rId112">
+      <w:hyperlink r:id="rId113">
         <w:r>
           <w:rPr>
             <w:rStyle w:val="Hyperlink"/>
@@ -27190,8 +28099,8 @@
         <w:t xml:space="preserve">.</w:t>
       </w:r>
     </w:p>
-    <w:bookmarkEnd w:id="113"/>
-    <w:bookmarkStart w:id="115" w:name="ref-lawrance2020estimand"/>
+    <w:bookmarkEnd w:id="114"/>
+    <w:bookmarkStart w:id="116" w:name="ref-lawrance2020estimand"/>
     <w:p>
       <w:pPr>
         <w:pStyle w:val="Bibliography"/>
@@ -27243,7 +28152,7 @@
       <w:r>
         <w:t xml:space="preserve"> </w:t>
       </w:r>
-      <w:hyperlink r:id="rId114">
+      <w:hyperlink r:id="rId115">
         <w:r>
           <w:rPr>
             <w:rStyle w:val="Hyperlink"/>
@@ -27255,8 +28164,8 @@
         <w:t xml:space="preserve">.</w:t>
       </w:r>
     </w:p>
-    <w:bookmarkEnd w:id="115"/>
-    <w:bookmarkStart w:id="117" w:name="ref-wikipedia_estimand"/>
+    <w:bookmarkEnd w:id="116"/>
+    <w:bookmarkStart w:id="118" w:name="ref-wikipedia_estimand"/>
     <w:p>
       <w:pPr>
         <w:pStyle w:val="Bibliography"/>
@@ -27303,7 +28212,7 @@
       <w:r>
         <w:t xml:space="preserve"> </w:t>
       </w:r>
-      <w:hyperlink r:id="rId116">
+      <w:hyperlink r:id="rId117">
         <w:r>
           <w:rPr>
             <w:rStyle w:val="Hyperlink"/>
@@ -27312,8 +28221,8 @@
         </w:r>
       </w:hyperlink>
     </w:p>
-    <w:bookmarkEnd w:id="117"/>
-    <w:bookmarkStart w:id="119" w:name="ref-wikipedia_estimator"/>
+    <w:bookmarkEnd w:id="118"/>
+    <w:bookmarkStart w:id="120" w:name="ref-wikipedia_estimator"/>
     <w:p>
       <w:pPr>
         <w:pStyle w:val="Bibliography"/>
@@ -27360,7 +28269,7 @@
       <w:r>
         <w:t xml:space="preserve"> </w:t>
       </w:r>
-      <w:hyperlink r:id="rId118">
+      <w:hyperlink r:id="rId119">
         <w:r>
           <w:rPr>
             <w:rStyle w:val="Hyperlink"/>
@@ -27369,8 +28278,8 @@
         </w:r>
       </w:hyperlink>
     </w:p>
-    <w:bookmarkEnd w:id="119"/>
-    <w:bookmarkStart w:id="121" w:name="ref-wikipedia_sampling_distribution"/>
+    <w:bookmarkEnd w:id="120"/>
+    <w:bookmarkStart w:id="122" w:name="ref-wikipedia_sampling_distribution"/>
     <w:p>
       <w:pPr>
         <w:pStyle w:val="Bibliography"/>
@@ -27417,7 +28326,7 @@
       <w:r>
         <w:t xml:space="preserve"> </w:t>
       </w:r>
-      <w:hyperlink r:id="rId120">
+      <w:hyperlink r:id="rId121">
         <w:r>
           <w:rPr>
             <w:rStyle w:val="Hyperlink"/>
@@ -27426,8 +28335,8 @@
         </w:r>
       </w:hyperlink>
     </w:p>
-    <w:bookmarkEnd w:id="121"/>
-    <w:bookmarkStart w:id="122" w:name="ref-hoggtanis2015"/>
+    <w:bookmarkEnd w:id="122"/>
+    <w:bookmarkStart w:id="123" w:name="ref-hoggtanis2015"/>
     <w:p>
       <w:pPr>
         <w:pStyle w:val="Bibliography"/>
@@ -27458,8 +28367,8 @@
         <w:t xml:space="preserve">, Tenth edition. Boston: Pearson, 2019.</w:t>
       </w:r>
     </w:p>
-    <w:bookmarkEnd w:id="122"/>
-    <w:bookmarkStart w:id="124" w:name="ref-CaseBerg01"/>
+    <w:bookmarkEnd w:id="123"/>
+    <w:bookmarkStart w:id="125" w:name="ref-CaseBerg01"/>
     <w:p>
       <w:pPr>
         <w:pStyle w:val="Bibliography"/>
@@ -27492,7 +28401,7 @@
       <w:r>
         <w:t xml:space="preserve"> </w:t>
       </w:r>
-      <w:hyperlink r:id="rId123">
+      <w:hyperlink r:id="rId124">
         <w:r>
           <w:rPr>
             <w:rStyle w:val="Hyperlink"/>
@@ -27501,8 +28410,8 @@
         </w:r>
       </w:hyperlink>
     </w:p>
-    <w:bookmarkEnd w:id="124"/>
-    <w:bookmarkStart w:id="125" w:name="ref-rice2007mathematical"/>
+    <w:bookmarkEnd w:id="125"/>
+    <w:bookmarkStart w:id="126" w:name="ref-rice2007mathematical"/>
     <w:p>
       <w:pPr>
         <w:pStyle w:val="Bibliography"/>
@@ -27533,8 +28442,8 @@
         <w:t xml:space="preserve">, 3rd ed. Belmont, CA: Cengage Learning, 2007.</w:t>
       </w:r>
     </w:p>
-    <w:bookmarkEnd w:id="125"/>
-    <w:bookmarkStart w:id="127" w:name="ref-wikipedia_bias_of_an_estimator"/>
+    <w:bookmarkEnd w:id="126"/>
+    <w:bookmarkStart w:id="128" w:name="ref-wikipedia_bias_of_an_estimator"/>
     <w:p>
       <w:pPr>
         <w:pStyle w:val="Bibliography"/>
@@ -27581,7 +28490,7 @@
       <w:r>
         <w:t xml:space="preserve"> </w:t>
       </w:r>
-      <w:hyperlink r:id="rId126">
+      <w:hyperlink r:id="rId127">
         <w:r>
           <w:rPr>
             <w:rStyle w:val="Hyperlink"/>
@@ -27590,8 +28499,8 @@
         </w:r>
       </w:hyperlink>
     </w:p>
-    <w:bookmarkEnd w:id="127"/>
-    <w:bookmarkStart w:id="129" w:name="ref-wikipedia_mean_squared_error"/>
+    <w:bookmarkEnd w:id="128"/>
+    <w:bookmarkStart w:id="130" w:name="ref-wikipedia_mean_squared_error"/>
     <w:p>
       <w:pPr>
         <w:pStyle w:val="Bibliography"/>
@@ -27638,7 +28547,7 @@
       <w:r>
         <w:t xml:space="preserve"> </w:t>
       </w:r>
-      <w:hyperlink r:id="rId128">
+      <w:hyperlink r:id="rId129">
         <w:r>
           <w:rPr>
             <w:rStyle w:val="Hyperlink"/>
@@ -27647,8 +28556,8 @@
         </w:r>
       </w:hyperlink>
     </w:p>
-    <w:bookmarkEnd w:id="129"/>
-    <w:bookmarkStart w:id="131" w:name="ref-wikipedia_root_mean_square_deviation"/>
+    <w:bookmarkEnd w:id="130"/>
+    <w:bookmarkStart w:id="132" w:name="ref-wikipedia_root_mean_square_deviation"/>
     <w:p>
       <w:pPr>
         <w:pStyle w:val="Bibliography"/>
@@ -27695,7 +28604,7 @@
       <w:r>
         <w:t xml:space="preserve"> </w:t>
       </w:r>
-      <w:hyperlink r:id="rId130">
+      <w:hyperlink r:id="rId131">
         <w:r>
           <w:rPr>
             <w:rStyle w:val="Hyperlink"/>
@@ -27704,8 +28613,8 @@
         </w:r>
       </w:hyperlink>
     </w:p>
-    <w:bookmarkEnd w:id="131"/>
-    <w:bookmarkStart w:id="133" w:name="ref-fiveminuteai_probstat"/>
+    <w:bookmarkEnd w:id="132"/>
+    <w:bookmarkStart w:id="134" w:name="ref-fiveminuteai_probstat"/>
     <w:p>
       <w:pPr>
         <w:pStyle w:val="Bibliography"/>
@@ -27737,7 +28646,7 @@
       <w:r>
         <w:t xml:space="preserve"> </w:t>
       </w:r>
-      <w:hyperlink r:id="rId132">
+      <w:hyperlink r:id="rId133">
         <w:r>
           <w:rPr>
             <w:rStyle w:val="Hyperlink"/>
@@ -27746,8 +28655,8 @@
         </w:r>
       </w:hyperlink>
     </w:p>
-    <w:bookmarkEnd w:id="133"/>
-    <w:bookmarkStart w:id="135" w:name="ref-wikipedia_mean_absolute_error"/>
+    <w:bookmarkEnd w:id="134"/>
+    <w:bookmarkStart w:id="136" w:name="ref-wikipedia_mean_absolute_error"/>
     <w:p>
       <w:pPr>
         <w:pStyle w:val="Bibliography"/>
@@ -27794,7 +28703,7 @@
       <w:r>
         <w:t xml:space="preserve"> </w:t>
       </w:r>
-      <w:hyperlink r:id="rId134">
+      <w:hyperlink r:id="rId135">
         <w:r>
           <w:rPr>
             <w:rStyle w:val="Hyperlink"/>
@@ -27803,8 +28712,8 @@
         </w:r>
       </w:hyperlink>
     </w:p>
-    <w:bookmarkEnd w:id="135"/>
-    <w:bookmarkStart w:id="137" w:name="ref-wikipedia_standard_error"/>
+    <w:bookmarkEnd w:id="136"/>
+    <w:bookmarkStart w:id="138" w:name="ref-wikipedia_standard_error"/>
     <w:p>
       <w:pPr>
         <w:pStyle w:val="Bibliography"/>
@@ -27851,7 +28760,7 @@
       <w:r>
         <w:t xml:space="preserve"> </w:t>
       </w:r>
-      <w:hyperlink r:id="rId136">
+      <w:hyperlink r:id="rId137">
         <w:r>
           <w:rPr>
             <w:rStyle w:val="Hyperlink"/>
@@ -27860,9 +28769,9 @@
         </w:r>
       </w:hyperlink>
     </w:p>
-    <w:bookmarkEnd w:id="137"/>
     <w:bookmarkEnd w:id="138"/>
     <w:bookmarkEnd w:id="139"/>
+    <w:bookmarkEnd w:id="140"/>
     <w:sectPr>
       <w:footnotePr>
         <w:numRestart w:val="eachSect"/>

--- a/pr-preview/pr-348/estimation-handout-tracked-changes.docx
+++ b/pr-preview/pr-348/estimation-handout-tracked-changes.docx
@@ -16,7 +16,7 @@
       </w:pPr>
       <w:del w:id="1" w:author="PR Preview" w:date="2026-01-01T00:00:00Z">
         <w:r>
-          <w:delText xml:space="preserve">Last modified: 2026-10-19 00:48:10 (PDT)</w:delText>
+          <w:delText xml:space="preserve">Last modified: 2026-10-19 01:04:06 (PDT)</w:delText>
         </w:r>
       </w:del>
     </w:p>
@@ -26,7 +26,7 @@
       </w:pPr>
       <w:ins w:id="2" w:author="PR Preview" w:date="2026-01-01T00:00:00Z">
         <w:r>
-          <w:t xml:space="preserve">Last modified: 2026-10-19 01:01:02 (PDT)</w:t>
+          <w:t xml:space="preserve">Last modified: 2026-10-19 01:23:15 (PDT)</w:t>
         </w:r>
       </w:ins>
     </w:p>
@@ -464,177 +464,58 @@
       <w:pPr>
         <w:pStyle w:val="BodyText"/>
       </w:pPr>
-      <w:del w:id="3" w:author="PR Preview" w:date="2026-01-01T00:00:00Z">
-        <w:r>
-          <w:rPr>
-            <w:b/>
-            <w:bCs/>
-          </w:rPr>
-          <w:delText xml:space="preserve">Definition 2 (Estimand)</w:delText>
-        </w:r>
-      </w:del>
-      <w:del w:id="4" w:author="PR Preview" w:date="2026-01-01T00:00:00Z">
-        <w:r>
-          <w:delText xml:space="preserve"> </w:delText>
-        </w:r>
-      </w:del>
-      <w:del w:id="5" w:author="PR Preview" w:date="2026-01-01T00:00:00Z">
-        <w:r>
-          <w:delText xml:space="preserve">An</w:delText>
-        </w:r>
-      </w:del>
-      <w:del w:id="6" w:author="PR Preview" w:date="2026-01-01T00:00:00Z">
-        <w:r>
-          <w:delText xml:space="preserve"> </w:delText>
-        </w:r>
-      </w:del>
-      <w:del w:id="7" w:author="PR Preview" w:date="2026-01-01T00:00:00Z">
-        <w:r>
-          <w:rPr>
-            <w:b/>
-            <w:bCs/>
-          </w:rPr>
-          <w:delText xml:space="preserve">estimand</w:delText>
-        </w:r>
-      </w:del>
-      <w:del w:id="8" w:author="PR Preview" w:date="2026-01-01T00:00:00Z">
-        <w:r>
-          <w:delText xml:space="preserve"> </w:delText>
-        </w:r>
-      </w:del>
-      <w:del w:id="9" w:author="PR Preview" w:date="2026-01-01T00:00:00Z">
-        <w:r>
-          <w:delText xml:space="preserve">is an unknown quantity</w:delText>
-        </w:r>
-      </w:del>
-      <w:del w:id="10" w:author="PR Preview" w:date="2026-01-01T00:00:00Z">
-        <w:r>
-          <w:delText xml:space="preserve"> </w:delText>
-        </w:r>
-      </w:del>
+      <w:r>
+        <w:rPr>
+          <w:b/>
+          <w:bCs/>
+        </w:rPr>
+        <w:t xml:space="preserve">Definition 2 (Estimand)</w:t>
+      </w:r>
+      <w:r>
+        <w:t xml:space="preserve"> </w:t>
+      </w:r>
+      <w:r>
+        <w:t xml:space="preserve">An</w:t>
+      </w:r>
+      <w:r>
+        <w:t xml:space="preserve"> </w:t>
+      </w:r>
+      <w:r>
+        <w:rPr>
+          <w:b/>
+          <w:bCs/>
+        </w:rPr>
+        <w:t xml:space="preserve">estimand</w:t>
+      </w:r>
+      <w:r>
+        <w:t xml:space="preserve"> </w:t>
+      </w:r>
+      <w:r>
+        <w:t xml:space="preserve">is an unknown quantity</w:t>
+      </w:r>
+      <w:r>
+        <w:t xml:space="preserve"> </w:t>
+      </w:r>
       <m:oMath>
         <m:r>
           <m:t>θ</m:t>
         </m:r>
       </m:oMath>
-      <w:del w:id="11" w:author="PR Preview" w:date="2026-01-01T00:00:00Z">
-        <w:r>
-          <w:delText xml:space="preserve"> </w:delText>
-        </w:r>
-      </w:del>
-      <w:del w:id="12" w:author="PR Preview" w:date="2026-01-01T00:00:00Z">
-        <w:r>
-          <w:delText xml:space="preserve">whose value we want to know</w:delText>
-        </w:r>
-      </w:del>
-      <w:del w:id="13" w:author="PR Preview" w:date="2026-01-01T00:00:00Z">
-        <w:r>
-          <w:delText xml:space="preserve"> </w:delText>
-        </w:r>
-      </w:del>
-      <w:del w:id="14" w:author="PR Preview" w:date="2026-01-01T00:00:00Z">
-        <w:r>
-          <w:delText xml:space="preserve">[4], [5]</w:delText>
-        </w:r>
-      </w:del>
-      <w:del w:id="15" w:author="PR Preview" w:date="2026-01-01T00:00:00Z">
-        <w:r>
-          <w:delText xml:space="preserve"> </w:delText>
-        </w:r>
-      </w:del>
-      <w:del w:id="16" w:author="PR Preview" w:date="2026-01-01T00:00:00Z">
-        <w:r>
-          <w:delText xml:space="preserve">[6]</w:delText>
-        </w:r>
-      </w:del>
-      <w:del w:id="17" w:author="PR Preview" w:date="2026-01-01T00:00:00Z">
-        <w:r>
-          <w:delText xml:space="preserve">.</w:delText>
-        </w:r>
-      </w:del>
-    </w:p>
-    <w:p>
-      <w:pPr>
-        <w:pStyle w:val="BodyText"/>
-      </w:pPr>
-      <w:ins w:id="18" w:author="PR Preview" w:date="2026-01-01T00:00:00Z">
-        <w:r>
-          <w:rPr>
-            <w:b/>
-            <w:bCs/>
-          </w:rPr>
-          <w:t xml:space="preserve">Definition 2 (Estimand)</w:t>
-        </w:r>
-      </w:ins>
-      <w:ins w:id="19" w:author="PR Preview" w:date="2026-01-01T00:00:00Z">
-        <w:r>
-          <w:t xml:space="preserve"> </w:t>
-        </w:r>
-      </w:ins>
-      <w:ins w:id="20" w:author="PR Preview" w:date="2026-01-01T00:00:00Z">
-        <w:r>
-          <w:t xml:space="preserve">An</w:t>
-        </w:r>
-      </w:ins>
-      <w:ins w:id="21" w:author="PR Preview" w:date="2026-01-01T00:00:00Z">
-        <w:r>
-          <w:t xml:space="preserve"> </w:t>
-        </w:r>
-      </w:ins>
-      <w:ins w:id="22" w:author="PR Preview" w:date="2026-01-01T00:00:00Z">
-        <w:r>
-          <w:rPr>
-            <w:b/>
-            <w:bCs/>
-          </w:rPr>
-          <w:t xml:space="preserve">estimand</w:t>
-        </w:r>
-      </w:ins>
-      <w:ins w:id="23" w:author="PR Preview" w:date="2026-01-01T00:00:00Z">
-        <w:r>
-          <w:t xml:space="preserve"> </w:t>
-        </w:r>
-      </w:ins>
-      <w:ins w:id="24" w:author="PR Preview" w:date="2026-01-01T00:00:00Z">
-        <w:r>
-          <w:t xml:space="preserve">is an unknown quantity</w:t>
-        </w:r>
-      </w:ins>
-      <w:ins w:id="25" w:author="PR Preview" w:date="2026-01-01T00:00:00Z">
-        <w:r>
-          <w:t xml:space="preserve"> </w:t>
-        </w:r>
-      </w:ins>
-      <m:oMath>
-        <m:r>
-          <m:t>θ</m:t>
-        </m:r>
-      </m:oMath>
-      <w:ins w:id="26" w:author="PR Preview" w:date="2026-01-01T00:00:00Z">
-        <w:r>
-          <w:t xml:space="preserve"> </w:t>
-        </w:r>
-      </w:ins>
-      <w:ins w:id="27" w:author="PR Preview" w:date="2026-01-01T00:00:00Z">
-        <w:r>
-          <w:t xml:space="preserve">whose value we want to know</w:t>
-        </w:r>
-      </w:ins>
-      <w:ins w:id="28" w:author="PR Preview" w:date="2026-01-01T00:00:00Z">
-        <w:r>
-          <w:t xml:space="preserve"> </w:t>
-        </w:r>
-      </w:ins>
-      <w:ins w:id="29" w:author="PR Preview" w:date="2026-01-01T00:00:00Z">
-        <w:r>
-          <w:t xml:space="preserve">[4], [5]</w:t>
-        </w:r>
-      </w:ins>
-      <w:ins w:id="30" w:author="PR Preview" w:date="2026-01-01T00:00:00Z">
-        <w:r>
-          <w:t xml:space="preserve">.</w:t>
-        </w:r>
-      </w:ins>
+      <w:r>
+        <w:t xml:space="preserve"> </w:t>
+      </w:r>
+      <w:r>
+        <w:t xml:space="preserve">whose value we want to know</w:t>
+      </w:r>
+      <w:r>
+        <w:t xml:space="preserve"> </w:t>
+      </w:r>
+      <w:r>
+        <w:t xml:space="preserve">[4], [5]</w:t>
+      </w:r>
+      <w:r>
+        <w:t xml:space="preserve">.</w:t>
+      </w:r>
     </w:p>
     <w:p>
       <w:pPr>
@@ -3012,69 +2893,49 @@
       <w:pPr>
         <w:pStyle w:val="BodyText"/>
       </w:pPr>
-      <w:del w:id="31" w:author="PR Preview" w:date="2026-01-01T00:00:00Z">
+      <w:r>
+        <w:rPr>
+          <w:b/>
+          <w:bCs/>
+        </w:rPr>
+        <w:t xml:space="preserve">Definition 5 (Sampling distribution)</w:t>
+      </w:r>
+      <w:r>
+        <w:t xml:space="preserve"> </w:t>
+      </w:r>
+      <w:r>
+        <w:t xml:space="preserve">The</w:t>
+      </w:r>
+      <w:r>
+        <w:t xml:space="preserve"> </w:t>
+      </w:r>
+      <w:r>
+        <w:rPr>
+          <w:b/>
+          <w:bCs/>
+        </w:rPr>
+        <w:t xml:space="preserve">sampling distribution</w:t>
+      </w:r>
+      <w:r>
+        <w:t xml:space="preserve"> </w:t>
+      </w:r>
+      <w:r>
+        <w:t xml:space="preserve">of an</w:t>
+      </w:r>
+      <w:r>
+        <w:t xml:space="preserve"> </w:t>
+      </w:r>
+      <w:hyperlink w:anchor="def-estimator">
         <w:r>
           <w:rPr>
-            <w:b/>
-            <w:bCs/>
+            <w:rStyle w:val="Hyperlink"/>
           </w:rPr>
-          <w:delText xml:space="preserve">Definition 5 (Sampling distribution)</w:delText>
+          <w:t xml:space="preserve">estimator</w:t>
         </w:r>
-      </w:del>
-      <w:del w:id="32" w:author="PR Preview" w:date="2026-01-01T00:00:00Z">
-        <w:r>
-          <w:delText xml:space="preserve"> </w:delText>
-        </w:r>
-      </w:del>
-      <w:del w:id="33" w:author="PR Preview" w:date="2026-01-01T00:00:00Z">
-        <w:r>
-          <w:delText xml:space="preserve">The</w:delText>
-        </w:r>
-      </w:del>
-      <w:del w:id="34" w:author="PR Preview" w:date="2026-01-01T00:00:00Z">
-        <w:r>
-          <w:delText xml:space="preserve"> </w:delText>
-        </w:r>
-      </w:del>
-      <w:del w:id="35" w:author="PR Preview" w:date="2026-01-01T00:00:00Z">
-        <w:r>
-          <w:rPr>
-            <w:b/>
-            <w:bCs/>
-          </w:rPr>
-          <w:delText xml:space="preserve">sampling distribution</w:delText>
-        </w:r>
-      </w:del>
-      <w:del w:id="36" w:author="PR Preview" w:date="2026-01-01T00:00:00Z">
-        <w:r>
-          <w:delText xml:space="preserve"> </w:delText>
-        </w:r>
-      </w:del>
-      <w:del w:id="37" w:author="PR Preview" w:date="2026-01-01T00:00:00Z">
-        <w:r>
-          <w:delText xml:space="preserve">of an</w:delText>
-        </w:r>
-      </w:del>
-      <w:del w:id="38" w:author="PR Preview" w:date="2026-01-01T00:00:00Z">
-        <w:r>
-          <w:delText xml:space="preserve"> </w:delText>
-        </w:r>
-      </w:del>
-      <w:hyperlink w:anchor="def-estimator">
-        <w:del w:id="39" w:author="PR Preview" w:date="2026-01-01T00:00:00Z">
-          <w:r>
-            <w:rPr>
-              <w:rStyle w:val="Hyperlink"/>
-            </w:rPr>
-            <w:delText xml:space="preserve">estimator</w:delText>
-          </w:r>
-        </w:del>
       </w:hyperlink>
-      <w:del w:id="40" w:author="PR Preview" w:date="2026-01-01T00:00:00Z">
-        <w:r>
-          <w:delText xml:space="preserve"> </w:delText>
-        </w:r>
-      </w:del>
+      <w:r>
+        <w:t xml:space="preserve"> </w:t>
+      </w:r>
       <m:oMath>
         <m:acc>
           <m:accPr>
@@ -3087,21 +2948,15 @@
           </m:e>
         </m:acc>
       </m:oMath>
-      <w:del w:id="41" w:author="PR Preview" w:date="2026-01-01T00:00:00Z">
-        <w:r>
-          <w:delText xml:space="preserve"> </w:delText>
-        </w:r>
-      </w:del>
-      <w:del w:id="42" w:author="PR Preview" w:date="2026-01-01T00:00:00Z">
-        <w:r>
-          <w:delText xml:space="preserve">is the probability distribution of</w:delText>
-        </w:r>
-      </w:del>
-      <w:del w:id="43" w:author="PR Preview" w:date="2026-01-01T00:00:00Z">
-        <w:r>
-          <w:delText xml:space="preserve"> </w:delText>
-        </w:r>
-      </w:del>
+      <w:r>
+        <w:t xml:space="preserve"> </w:t>
+      </w:r>
+      <w:r>
+        <w:t xml:space="preserve">is the probability distribution of</w:t>
+      </w:r>
+      <w:r>
+        <w:t xml:space="preserve"> </w:t>
+      </w:r>
       <m:oMath>
         <m:acc>
           <m:accPr>
@@ -3168,21 +3023,15 @@
           <m:t>)</m:t>
         </m:r>
       </m:oMath>
-      <w:del w:id="44" w:author="PR Preview" w:date="2026-01-01T00:00:00Z">
-        <w:r>
-          <w:delText xml:space="preserve"> </w:delText>
-        </w:r>
-      </w:del>
-      <w:del w:id="45" w:author="PR Preview" w:date="2026-01-01T00:00:00Z">
-        <w:r>
-          <w:delText xml:space="preserve">over repeated random samples</w:delText>
-        </w:r>
-      </w:del>
-      <w:del w:id="46" w:author="PR Preview" w:date="2026-01-01T00:00:00Z">
-        <w:r>
-          <w:delText xml:space="preserve"> </w:delText>
-        </w:r>
-      </w:del>
+      <w:r>
+        <w:t xml:space="preserve"> </w:t>
+      </w:r>
+      <w:r>
+        <w:t xml:space="preserve">over repeated random samples</w:t>
+      </w:r>
+      <w:r>
+        <w:t xml:space="preserve"> </w:t>
+      </w:r>
       <m:oMath>
         <m:sSub>
           <m:e>
@@ -3227,326 +3076,41 @@
           </m:sub>
         </m:sSub>
       </m:oMath>
-      <w:del w:id="47" w:author="PR Preview" w:date="2026-01-01T00:00:00Z">
-        <w:r>
-          <w:delText xml:space="preserve"> </w:delText>
-        </w:r>
-      </w:del>
-      <w:del w:id="48" w:author="PR Preview" w:date="2026-01-01T00:00:00Z">
-        <w:r>
-          <w:delText xml:space="preserve">from the same population:</w:delText>
-        </w:r>
-      </w:del>
-      <w:del w:id="49" w:author="PR Preview" w:date="2026-01-01T00:00:00Z">
-        <w:r>
-          <w:delText xml:space="preserve"> </w:delText>
-        </w:r>
-      </w:del>
-      <w:del w:id="50" w:author="PR Preview" w:date="2026-01-01T00:00:00Z">
-        <w:r>
-          <w:delText xml:space="preserve">the distribution of the values the estimator would take</w:delText>
-        </w:r>
-      </w:del>
-      <w:del w:id="51" w:author="PR Preview" w:date="2026-01-01T00:00:00Z">
-        <w:r>
-          <w:delText xml:space="preserve"> </w:delText>
-        </w:r>
-      </w:del>
-      <w:del w:id="52" w:author="PR Preview" w:date="2026-01-01T00:00:00Z">
-        <w:r>
-          <w:delText xml:space="preserve">across all the samples we might have drawn</w:delText>
-        </w:r>
-      </w:del>
-      <w:del w:id="53" w:author="PR Preview" w:date="2026-01-01T00:00:00Z">
-        <w:r>
-          <w:delText xml:space="preserve"> </w:delText>
-        </w:r>
-      </w:del>
-      <w:del w:id="54" w:author="PR Preview" w:date="2026-01-01T00:00:00Z">
-        <w:r>
-          <w:delText xml:space="preserve">[8]</w:delText>
-        </w:r>
-      </w:del>
-      <w:del w:id="55" w:author="PR Preview" w:date="2026-01-01T00:00:00Z">
-        <w:r>
-          <w:delText xml:space="preserve">.</w:delText>
-        </w:r>
-      </w:del>
-    </w:p>
-    <w:p>
-      <w:pPr>
-        <w:pStyle w:val="BodyText"/>
-      </w:pPr>
-      <w:ins w:id="56" w:author="PR Preview" w:date="2026-01-01T00:00:00Z">
+      <w:r>
+        <w:t xml:space="preserve"> </w:t>
+      </w:r>
+      <w:r>
+        <w:t xml:space="preserve">from the same population:</w:t>
+      </w:r>
+      <w:r>
+        <w:t xml:space="preserve"> </w:t>
+      </w:r>
+      <w:r>
+        <w:t xml:space="preserve">the distribution of the values the estimator would take</w:t>
+      </w:r>
+      <w:r>
+        <w:t xml:space="preserve"> </w:t>
+      </w:r>
+      <w:r>
+        <w:t xml:space="preserve">across all the</w:t>
+      </w:r>
+      <w:r>
+        <w:t xml:space="preserve"> </w:t>
+      </w:r>
+      <w:hyperlink r:id="rId33">
         <w:r>
           <w:rPr>
-            <w:b/>
-            <w:bCs/>
+            <w:rStyle w:val="Hyperlink"/>
           </w:rPr>
-          <w:t xml:space="preserve">Definition 5 (Sampling distribution)</w:t>
+          <w:t xml:space="preserve">samples</w:t>
         </w:r>
-      </w:ins>
-      <w:ins w:id="57" w:author="PR Preview" w:date="2026-01-01T00:00:00Z">
-        <w:r>
-          <w:t xml:space="preserve"> </w:t>
-        </w:r>
-      </w:ins>
-      <w:ins w:id="58" w:author="PR Preview" w:date="2026-01-01T00:00:00Z">
-        <w:r>
-          <w:t xml:space="preserve">The</w:t>
-        </w:r>
-      </w:ins>
-      <w:ins w:id="59" w:author="PR Preview" w:date="2026-01-01T00:00:00Z">
-        <w:r>
-          <w:t xml:space="preserve"> </w:t>
-        </w:r>
-      </w:ins>
-      <w:ins w:id="60" w:author="PR Preview" w:date="2026-01-01T00:00:00Z">
-        <w:r>
-          <w:rPr>
-            <w:b/>
-            <w:bCs/>
-          </w:rPr>
-          <w:t xml:space="preserve">sampling distribution</w:t>
-        </w:r>
-      </w:ins>
-      <w:ins w:id="61" w:author="PR Preview" w:date="2026-01-01T00:00:00Z">
-        <w:r>
-          <w:t xml:space="preserve"> </w:t>
-        </w:r>
-      </w:ins>
-      <w:ins w:id="62" w:author="PR Preview" w:date="2026-01-01T00:00:00Z">
-        <w:r>
-          <w:t xml:space="preserve">of an</w:t>
-        </w:r>
-      </w:ins>
-      <w:ins w:id="63" w:author="PR Preview" w:date="2026-01-01T00:00:00Z">
-        <w:r>
-          <w:t xml:space="preserve"> </w:t>
-        </w:r>
-      </w:ins>
-      <w:hyperlink w:anchor="def-estimator">
-        <w:ins w:id="64" w:author="PR Preview" w:date="2026-01-01T00:00:00Z">
-          <w:r>
-            <w:rPr>
-              <w:rStyle w:val="Hyperlink"/>
-            </w:rPr>
-            <w:t xml:space="preserve">estimator</w:t>
-          </w:r>
-        </w:ins>
       </w:hyperlink>
-      <w:ins w:id="65" w:author="PR Preview" w:date="2026-01-01T00:00:00Z">
-        <w:r>
-          <w:t xml:space="preserve"> </w:t>
-        </w:r>
-      </w:ins>
-      <m:oMath>
-        <m:acc>
-          <m:accPr>
-            <m:chr m:val="̂"/>
-          </m:accPr>
-          <m:e>
-            <m:r>
-              <m:t>θ</m:t>
-            </m:r>
-          </m:e>
-        </m:acc>
-      </m:oMath>
-      <w:ins w:id="66" w:author="PR Preview" w:date="2026-01-01T00:00:00Z">
-        <w:r>
-          <w:t xml:space="preserve"> </w:t>
-        </w:r>
-      </w:ins>
-      <w:ins w:id="67" w:author="PR Preview" w:date="2026-01-01T00:00:00Z">
-        <w:r>
-          <w:t xml:space="preserve">is the probability distribution of</w:t>
-        </w:r>
-      </w:ins>
-      <w:ins w:id="68" w:author="PR Preview" w:date="2026-01-01T00:00:00Z">
-        <w:r>
-          <w:t xml:space="preserve"> </w:t>
-        </w:r>
-      </w:ins>
-      <m:oMath>
-        <m:acc>
-          <m:accPr>
-            <m:chr m:val="̂"/>
-          </m:accPr>
-          <m:e>
-            <m:r>
-              <m:t>θ</m:t>
-            </m:r>
-          </m:e>
-        </m:acc>
-        <m:r>
-          <m:rPr>
-            <m:sty m:val="p"/>
-          </m:rPr>
-          <m:t>(</m:t>
-        </m:r>
-        <m:sSub>
-          <m:e>
-            <m:r>
-              <m:t>X</m:t>
-            </m:r>
-          </m:e>
-          <m:sub>
-            <m:r>
-              <m:t>1</m:t>
-            </m:r>
-          </m:sub>
-        </m:sSub>
-        <m:r>
-          <m:rPr>
-            <m:sty m:val="p"/>
-          </m:rPr>
-          <m:t>,</m:t>
-        </m:r>
-        <m:r>
-          <m:rPr>
-            <m:sty m:val="p"/>
-          </m:rPr>
-          <m:t>…</m:t>
-        </m:r>
-        <m:r>
-          <m:rPr>
-            <m:sty m:val="p"/>
-          </m:rPr>
-          <m:t>,</m:t>
-        </m:r>
-        <m:sSub>
-          <m:e>
-            <m:r>
-              <m:t>X</m:t>
-            </m:r>
-          </m:e>
-          <m:sub>
-            <m:r>
-              <m:t>n</m:t>
-            </m:r>
-          </m:sub>
-        </m:sSub>
-        <m:r>
-          <m:rPr>
-            <m:sty m:val="p"/>
-          </m:rPr>
-          <m:t>)</m:t>
-        </m:r>
-      </m:oMath>
-      <w:ins w:id="69" w:author="PR Preview" w:date="2026-01-01T00:00:00Z">
-        <w:r>
-          <w:t xml:space="preserve"> </w:t>
-        </w:r>
-      </w:ins>
-      <w:ins w:id="70" w:author="PR Preview" w:date="2026-01-01T00:00:00Z">
-        <w:r>
-          <w:t xml:space="preserve">over repeated random samples</w:t>
-        </w:r>
-      </w:ins>
-      <w:ins w:id="71" w:author="PR Preview" w:date="2026-01-01T00:00:00Z">
-        <w:r>
-          <w:t xml:space="preserve"> </w:t>
-        </w:r>
-      </w:ins>
-      <m:oMath>
-        <m:sSub>
-          <m:e>
-            <m:r>
-              <m:t>X</m:t>
-            </m:r>
-          </m:e>
-          <m:sub>
-            <m:r>
-              <m:t>1</m:t>
-            </m:r>
-          </m:sub>
-        </m:sSub>
-        <m:r>
-          <m:rPr>
-            <m:sty m:val="p"/>
-          </m:rPr>
-          <m:t>,</m:t>
-        </m:r>
-        <m:r>
-          <m:rPr>
-            <m:sty m:val="p"/>
-          </m:rPr>
-          <m:t>…</m:t>
-        </m:r>
-        <m:r>
-          <m:rPr>
-            <m:sty m:val="p"/>
-          </m:rPr>
-          <m:t>,</m:t>
-        </m:r>
-        <m:sSub>
-          <m:e>
-            <m:r>
-              <m:t>X</m:t>
-            </m:r>
-          </m:e>
-          <m:sub>
-            <m:r>
-              <m:t>n</m:t>
-            </m:r>
-          </m:sub>
-        </m:sSub>
-      </m:oMath>
-      <w:ins w:id="72" w:author="PR Preview" w:date="2026-01-01T00:00:00Z">
-        <w:r>
-          <w:t xml:space="preserve"> </w:t>
-        </w:r>
-      </w:ins>
-      <w:ins w:id="73" w:author="PR Preview" w:date="2026-01-01T00:00:00Z">
-        <w:r>
-          <w:t xml:space="preserve">from the same population:</w:t>
-        </w:r>
-      </w:ins>
-      <w:ins w:id="74" w:author="PR Preview" w:date="2026-01-01T00:00:00Z">
-        <w:r>
-          <w:t xml:space="preserve"> </w:t>
-        </w:r>
-      </w:ins>
-      <w:ins w:id="75" w:author="PR Preview" w:date="2026-01-01T00:00:00Z">
-        <w:r>
-          <w:t xml:space="preserve">the distribution of the values the estimator would take</w:t>
-        </w:r>
-      </w:ins>
-      <w:ins w:id="76" w:author="PR Preview" w:date="2026-01-01T00:00:00Z">
-        <w:r>
-          <w:t xml:space="preserve"> </w:t>
-        </w:r>
-      </w:ins>
-      <w:ins w:id="77" w:author="PR Preview" w:date="2026-01-01T00:00:00Z">
-        <w:r>
-          <w:t xml:space="preserve">across all the</w:t>
-        </w:r>
-      </w:ins>
-      <w:ins w:id="78" w:author="PR Preview" w:date="2026-01-01T00:00:00Z">
-        <w:r>
-          <w:t xml:space="preserve"> </w:t>
-        </w:r>
-      </w:ins>
-      <w:hyperlink r:id="rId33">
-        <w:ins w:id="79" w:author="PR Preview" w:date="2026-01-01T00:00:00Z">
-          <w:r>
-            <w:rPr>
-              <w:rStyle w:val="Hyperlink"/>
-            </w:rPr>
-            <w:t xml:space="preserve">samples</w:t>
-          </w:r>
-        </w:ins>
-      </w:hyperlink>
-      <w:ins w:id="80" w:author="PR Preview" w:date="2026-01-01T00:00:00Z">
-        <w:r>
-          <w:t xml:space="preserve"> </w:t>
-        </w:r>
-      </w:ins>
-      <w:ins w:id="81" w:author="PR Preview" w:date="2026-01-01T00:00:00Z">
-        <w:r>
-          <w:t xml:space="preserve">we might have drawn.</w:t>
-        </w:r>
-      </w:ins>
+      <w:r>
+        <w:t xml:space="preserve"> </w:t>
+      </w:r>
+      <w:r>
+        <w:t xml:space="preserve">we might have drawn.</w:t>
+      </w:r>
     </w:p>
     <w:p>
       <w:pPr>
@@ -4983,54 +4547,38 @@
       <w:pPr>
         <w:pStyle w:val="FirstParagraph"/>
       </w:pPr>
-      <w:del w:id="82" w:author="PR Preview" w:date="2026-01-01T00:00:00Z">
-        <w:r>
-          <w:rPr>
-            <w:b/>
-            <w:bCs/>
-          </w:rPr>
-          <w:delText xml:space="preserve">Definition 7 (Bias)</w:delText>
-        </w:r>
-      </w:del>
-      <w:del w:id="83" w:author="PR Preview" w:date="2026-01-01T00:00:00Z">
-        <w:r>
-          <w:delText xml:space="preserve"> </w:delText>
-        </w:r>
-      </w:del>
-      <w:del w:id="84" w:author="PR Preview" w:date="2026-01-01T00:00:00Z">
-        <w:r>
-          <w:delText xml:space="preserve">The</w:delText>
-        </w:r>
-      </w:del>
-      <w:del w:id="85" w:author="PR Preview" w:date="2026-01-01T00:00:00Z">
-        <w:r>
-          <w:delText xml:space="preserve"> </w:delText>
-        </w:r>
-      </w:del>
-      <w:del w:id="86" w:author="PR Preview" w:date="2026-01-01T00:00:00Z">
-        <w:r>
-          <w:rPr>
-            <w:b/>
-            <w:bCs/>
-          </w:rPr>
-          <w:delText xml:space="preserve">bias</w:delText>
-        </w:r>
-      </w:del>
-      <w:del w:id="87" w:author="PR Preview" w:date="2026-01-01T00:00:00Z">
-        <w:r>
-          <w:delText xml:space="preserve"> </w:delText>
-        </w:r>
-      </w:del>
-      <w:del w:id="88" w:author="PR Preview" w:date="2026-01-01T00:00:00Z">
-        <w:r>
-          <w:delText xml:space="preserve">of an estimator</w:delText>
-        </w:r>
-      </w:del>
-      <w:del w:id="89" w:author="PR Preview" w:date="2026-01-01T00:00:00Z">
-        <w:r>
-          <w:delText xml:space="preserve"> </w:delText>
-        </w:r>
-      </w:del>
+      <w:r>
+        <w:rPr>
+          <w:b/>
+          <w:bCs/>
+        </w:rPr>
+        <w:t xml:space="preserve">Definition 7 (Bias)</w:t>
+      </w:r>
+      <w:r>
+        <w:t xml:space="preserve"> </w:t>
+      </w:r>
+      <w:r>
+        <w:t xml:space="preserve">The</w:t>
+      </w:r>
+      <w:r>
+        <w:t xml:space="preserve"> </w:t>
+      </w:r>
+      <w:r>
+        <w:rPr>
+          <w:b/>
+          <w:bCs/>
+        </w:rPr>
+        <w:t xml:space="preserve">bias</w:t>
+      </w:r>
+      <w:r>
+        <w:t xml:space="preserve"> </w:t>
+      </w:r>
+      <w:r>
+        <w:t xml:space="preserve">of an estimator</w:t>
+      </w:r>
+      <w:r>
+        <w:t xml:space="preserve"> </w:t>
+      </w:r>
       <m:oMath>
         <m:acc>
           <m:accPr>
@@ -5043,201 +4591,46 @@
           </m:e>
         </m:acc>
       </m:oMath>
-      <w:del w:id="90" w:author="PR Preview" w:date="2026-01-01T00:00:00Z">
-        <w:r>
-          <w:delText xml:space="preserve"> </w:delText>
-        </w:r>
-      </w:del>
-      <w:del w:id="91" w:author="PR Preview" w:date="2026-01-01T00:00:00Z">
-        <w:r>
-          <w:delText xml:space="preserve">for an estimand</w:delText>
-        </w:r>
-      </w:del>
-      <w:del w:id="92" w:author="PR Preview" w:date="2026-01-01T00:00:00Z">
-        <w:r>
-          <w:delText xml:space="preserve"> </w:delText>
-        </w:r>
-      </w:del>
+      <w:r>
+        <w:t xml:space="preserve"> </w:t>
+      </w:r>
+      <w:r>
+        <w:t xml:space="preserve">for an estimand</w:t>
+      </w:r>
+      <w:r>
+        <w:t xml:space="preserve"> </w:t>
+      </w:r>
       <m:oMath>
         <m:r>
           <m:t>θ</m:t>
         </m:r>
       </m:oMath>
-      <w:del w:id="93" w:author="PR Preview" w:date="2026-01-01T00:00:00Z">
-        <w:r>
-          <w:delText xml:space="preserve"> </w:delText>
-        </w:r>
-      </w:del>
-      <w:del w:id="94" w:author="PR Preview" w:date="2026-01-01T00:00:00Z">
-        <w:r>
-          <w:delText xml:space="preserve">is the</w:delText>
-        </w:r>
-      </w:del>
-      <w:del w:id="95" w:author="PR Preview" w:date="2026-01-01T00:00:00Z">
-        <w:r>
-          <w:delText xml:space="preserve"> </w:delText>
-        </w:r>
-      </w:del>
-      <w:del w:id="96" w:author="PR Preview" w:date="2026-01-01T00:00:00Z">
-        <w:r>
-          <w:delText xml:space="preserve">expected value of the</w:delText>
-        </w:r>
-      </w:del>
-      <w:del w:id="97" w:author="PR Preview" w:date="2026-01-01T00:00:00Z">
-        <w:r>
-          <w:delText xml:space="preserve"> </w:delText>
-        </w:r>
-      </w:del>
+      <w:r>
+        <w:t xml:space="preserve"> </w:t>
+      </w:r>
+      <w:r>
+        <w:t xml:space="preserve">is the</w:t>
+      </w:r>
+      <w:r>
+        <w:t xml:space="preserve"> </w:t>
+      </w:r>
+      <w:r>
+        <w:t xml:space="preserve">expected value of the</w:t>
+      </w:r>
+      <w:r>
+        <w:t xml:space="preserve"> </w:t>
+      </w:r>
       <w:hyperlink w:anchor="def-estimation-error">
-        <w:del w:id="98" w:author="PR Preview" w:date="2026-01-01T00:00:00Z">
-          <w:r>
-            <w:rPr>
-              <w:rStyle w:val="Hyperlink"/>
-            </w:rPr>
-            <w:delText xml:space="preserve">estimation error</w:delText>
-          </w:r>
-        </w:del>
-      </w:hyperlink>
-      <w:del w:id="99" w:author="PR Preview" w:date="2026-01-01T00:00:00Z">
-        <w:r>
-          <w:delText xml:space="preserve"> </w:delText>
-        </w:r>
-      </w:del>
-      <w:del w:id="100" w:author="PR Preview" w:date="2026-01-01T00:00:00Z">
-        <w:r>
-          <w:delText xml:space="preserve">[12]</w:delText>
-        </w:r>
-      </w:del>
-      <w:del w:id="101" w:author="PR Preview" w:date="2026-01-01T00:00:00Z">
-        <w:r>
-          <w:delText xml:space="preserve">:</w:delText>
-        </w:r>
-      </w:del>
-    </w:p>
-    <w:p>
-      <w:pPr>
-        <w:pStyle w:val="FirstParagraph"/>
-      </w:pPr>
-      <w:ins w:id="102" w:author="PR Preview" w:date="2026-01-01T00:00:00Z">
         <w:r>
           <w:rPr>
-            <w:b/>
-            <w:bCs/>
+            <w:rStyle w:val="Hyperlink"/>
           </w:rPr>
-          <w:t xml:space="preserve">Definition 7 (Bias)</w:t>
+          <w:t xml:space="preserve">estimation error</w:t>
         </w:r>
-      </w:ins>
-      <w:ins w:id="103" w:author="PR Preview" w:date="2026-01-01T00:00:00Z">
-        <w:r>
-          <w:t xml:space="preserve"> </w:t>
-        </w:r>
-      </w:ins>
-      <w:ins w:id="104" w:author="PR Preview" w:date="2026-01-01T00:00:00Z">
-        <w:r>
-          <w:t xml:space="preserve">The</w:t>
-        </w:r>
-      </w:ins>
-      <w:ins w:id="105" w:author="PR Preview" w:date="2026-01-01T00:00:00Z">
-        <w:r>
-          <w:t xml:space="preserve"> </w:t>
-        </w:r>
-      </w:ins>
-      <w:ins w:id="106" w:author="PR Preview" w:date="2026-01-01T00:00:00Z">
-        <w:r>
-          <w:rPr>
-            <w:b/>
-            <w:bCs/>
-          </w:rPr>
-          <w:t xml:space="preserve">bias</w:t>
-        </w:r>
-      </w:ins>
-      <w:ins w:id="107" w:author="PR Preview" w:date="2026-01-01T00:00:00Z">
-        <w:r>
-          <w:t xml:space="preserve"> </w:t>
-        </w:r>
-      </w:ins>
-      <w:ins w:id="108" w:author="PR Preview" w:date="2026-01-01T00:00:00Z">
-        <w:r>
-          <w:t xml:space="preserve">of an estimator</w:t>
-        </w:r>
-      </w:ins>
-      <w:ins w:id="109" w:author="PR Preview" w:date="2026-01-01T00:00:00Z">
-        <w:r>
-          <w:t xml:space="preserve"> </w:t>
-        </w:r>
-      </w:ins>
-      <m:oMath>
-        <m:acc>
-          <m:accPr>
-            <m:chr m:val="̂"/>
-          </m:accPr>
-          <m:e>
-            <m:r>
-              <m:t>θ</m:t>
-            </m:r>
-          </m:e>
-        </m:acc>
-      </m:oMath>
-      <w:ins w:id="110" w:author="PR Preview" w:date="2026-01-01T00:00:00Z">
-        <w:r>
-          <w:t xml:space="preserve"> </w:t>
-        </w:r>
-      </w:ins>
-      <w:ins w:id="111" w:author="PR Preview" w:date="2026-01-01T00:00:00Z">
-        <w:r>
-          <w:t xml:space="preserve">for an estimand</w:t>
-        </w:r>
-      </w:ins>
-      <w:ins w:id="112" w:author="PR Preview" w:date="2026-01-01T00:00:00Z">
-        <w:r>
-          <w:t xml:space="preserve"> </w:t>
-        </w:r>
-      </w:ins>
-      <m:oMath>
-        <m:r>
-          <m:t>θ</m:t>
-        </m:r>
-      </m:oMath>
-      <w:ins w:id="113" w:author="PR Preview" w:date="2026-01-01T00:00:00Z">
-        <w:r>
-          <w:t xml:space="preserve"> </w:t>
-        </w:r>
-      </w:ins>
-      <w:ins w:id="114" w:author="PR Preview" w:date="2026-01-01T00:00:00Z">
-        <w:r>
-          <w:t xml:space="preserve">is the</w:t>
-        </w:r>
-      </w:ins>
-      <w:ins w:id="115" w:author="PR Preview" w:date="2026-01-01T00:00:00Z">
-        <w:r>
-          <w:t xml:space="preserve"> </w:t>
-        </w:r>
-      </w:ins>
-      <w:ins w:id="116" w:author="PR Preview" w:date="2026-01-01T00:00:00Z">
-        <w:r>
-          <w:t xml:space="preserve">expected value of the</w:t>
-        </w:r>
-      </w:ins>
-      <w:ins w:id="117" w:author="PR Preview" w:date="2026-01-01T00:00:00Z">
-        <w:r>
-          <w:t xml:space="preserve"> </w:t>
-        </w:r>
-      </w:ins>
-      <w:hyperlink w:anchor="def-estimation-error">
-        <w:ins w:id="118" w:author="PR Preview" w:date="2026-01-01T00:00:00Z">
-          <w:r>
-            <w:rPr>
-              <w:rStyle w:val="Hyperlink"/>
-            </w:rPr>
-            <w:t xml:space="preserve">estimation error</w:t>
-          </w:r>
-        </w:ins>
       </w:hyperlink>
-      <w:ins w:id="119" w:author="PR Preview" w:date="2026-01-01T00:00:00Z">
-        <w:r>
-          <w:t xml:space="preserve">:</w:t>
-        </w:r>
-      </w:ins>
+      <w:r>
+        <w:t xml:space="preserve">:</w:t>
+      </w:r>
     </w:p>
     <w:p>
       <w:pPr>
@@ -7405,54 +6798,38 @@
       <w:pPr>
         <w:pStyle w:val="FirstParagraph"/>
       </w:pPr>
-      <w:del w:id="120" w:author="PR Preview" w:date="2026-01-01T00:00:00Z">
-        <w:r>
-          <w:rPr>
-            <w:b/>
-            <w:bCs/>
-          </w:rPr>
-          <w:delText xml:space="preserve">Definition 8 (Mean squared error)</w:delText>
-        </w:r>
-      </w:del>
-      <w:del w:id="121" w:author="PR Preview" w:date="2026-01-01T00:00:00Z">
-        <w:r>
-          <w:delText xml:space="preserve"> </w:delText>
-        </w:r>
-      </w:del>
-      <w:del w:id="122" w:author="PR Preview" w:date="2026-01-01T00:00:00Z">
-        <w:r>
-          <w:delText xml:space="preserve">The</w:delText>
-        </w:r>
-      </w:del>
-      <w:del w:id="123" w:author="PR Preview" w:date="2026-01-01T00:00:00Z">
-        <w:r>
-          <w:delText xml:space="preserve"> </w:delText>
-        </w:r>
-      </w:del>
-      <w:del w:id="124" w:author="PR Preview" w:date="2026-01-01T00:00:00Z">
-        <w:r>
-          <w:rPr>
-            <w:b/>
-            <w:bCs/>
-          </w:rPr>
-          <w:delText xml:space="preserve">population mean squared error (pMSE)</w:delText>
-        </w:r>
-      </w:del>
-      <w:del w:id="125" w:author="PR Preview" w:date="2026-01-01T00:00:00Z">
-        <w:r>
-          <w:delText xml:space="preserve"> </w:delText>
-        </w:r>
-      </w:del>
-      <w:del w:id="126" w:author="PR Preview" w:date="2026-01-01T00:00:00Z">
-        <w:r>
-          <w:delText xml:space="preserve">of an estimator</w:delText>
-        </w:r>
-      </w:del>
-      <w:del w:id="127" w:author="PR Preview" w:date="2026-01-01T00:00:00Z">
-        <w:r>
-          <w:delText xml:space="preserve"> </w:delText>
-        </w:r>
-      </w:del>
+      <w:r>
+        <w:rPr>
+          <w:b/>
+          <w:bCs/>
+        </w:rPr>
+        <w:t xml:space="preserve">Definition 8 (Mean squared error)</w:t>
+      </w:r>
+      <w:r>
+        <w:t xml:space="preserve"> </w:t>
+      </w:r>
+      <w:r>
+        <w:t xml:space="preserve">The</w:t>
+      </w:r>
+      <w:r>
+        <w:t xml:space="preserve"> </w:t>
+      </w:r>
+      <w:r>
+        <w:rPr>
+          <w:b/>
+          <w:bCs/>
+        </w:rPr>
+        <w:t xml:space="preserve">population mean squared error (pMSE)</w:t>
+      </w:r>
+      <w:r>
+        <w:t xml:space="preserve"> </w:t>
+      </w:r>
+      <w:r>
+        <w:t xml:space="preserve">of an estimator</w:t>
+      </w:r>
+      <w:r>
+        <w:t xml:space="preserve"> </w:t>
+      </w:r>
       <m:oMath>
         <m:acc>
           <m:accPr>
@@ -7465,69 +6842,47 @@
           </m:e>
         </m:acc>
       </m:oMath>
-      <w:del w:id="128" w:author="PR Preview" w:date="2026-01-01T00:00:00Z">
-        <w:r>
-          <w:delText xml:space="preserve">,</w:delText>
-        </w:r>
-      </w:del>
-      <w:del w:id="129" w:author="PR Preview" w:date="2026-01-01T00:00:00Z">
-        <w:r>
-          <w:delText xml:space="preserve"> </w:delText>
-        </w:r>
-      </w:del>
-      <w:del w:id="130" w:author="PR Preview" w:date="2026-01-01T00:00:00Z">
-        <w:r>
-          <w:delText xml:space="preserve">also called its</w:delText>
-        </w:r>
-      </w:del>
-      <w:del w:id="131" w:author="PR Preview" w:date="2026-01-01T00:00:00Z">
-        <w:r>
-          <w:delText xml:space="preserve"> </w:delText>
-        </w:r>
-      </w:del>
-      <w:del w:id="132" w:author="PR Preview" w:date="2026-01-01T00:00:00Z">
-        <w:r>
-          <w:rPr>
-            <w:b/>
-            <w:bCs/>
-          </w:rPr>
-          <w:delText xml:space="preserve">mean squared error</w:delText>
-        </w:r>
-      </w:del>
-      <w:del w:id="133" w:author="PR Preview" w:date="2026-01-01T00:00:00Z">
-        <w:r>
-          <w:delText xml:space="preserve"> </w:delText>
-        </w:r>
-      </w:del>
-      <w:del w:id="134" w:author="PR Preview" w:date="2026-01-01T00:00:00Z">
-        <w:r>
-          <w:delText xml:space="preserve">or its</w:delText>
-        </w:r>
-      </w:del>
-      <w:del w:id="135" w:author="PR Preview" w:date="2026-01-01T00:00:00Z">
-        <w:r>
-          <w:delText xml:space="preserve"> </w:delText>
-        </w:r>
-      </w:del>
-      <w:del w:id="136" w:author="PR Preview" w:date="2026-01-01T00:00:00Z">
-        <w:r>
-          <w:rPr>
-            <w:b/>
-            <w:bCs/>
-          </w:rPr>
-          <w:delText xml:space="preserve">expected squared estimation error (ESEE)</w:delText>
-        </w:r>
-      </w:del>
-      <w:del w:id="137" w:author="PR Preview" w:date="2026-01-01T00:00:00Z">
-        <w:r>
-          <w:delText xml:space="preserve">, denoted</w:delText>
-        </w:r>
-      </w:del>
-      <w:del w:id="138" w:author="PR Preview" w:date="2026-01-01T00:00:00Z">
-        <w:r>
-          <w:delText xml:space="preserve"> </w:delText>
-        </w:r>
-      </w:del>
+      <w:r>
+        <w:t xml:space="preserve">,</w:t>
+      </w:r>
+      <w:r>
+        <w:t xml:space="preserve"> </w:t>
+      </w:r>
+      <w:r>
+        <w:t xml:space="preserve">also called its</w:t>
+      </w:r>
+      <w:r>
+        <w:t xml:space="preserve"> </w:t>
+      </w:r>
+      <w:r>
+        <w:rPr>
+          <w:b/>
+          <w:bCs/>
+        </w:rPr>
+        <w:t xml:space="preserve">mean squared error</w:t>
+      </w:r>
+      <w:r>
+        <w:t xml:space="preserve"> </w:t>
+      </w:r>
+      <w:r>
+        <w:t xml:space="preserve">or its</w:t>
+      </w:r>
+      <w:r>
+        <w:t xml:space="preserve"> </w:t>
+      </w:r>
+      <w:r>
+        <w:rPr>
+          <w:b/>
+          <w:bCs/>
+        </w:rPr>
+        <w:t xml:space="preserve">expected squared estimation error (ESEE)</w:t>
+      </w:r>
+      <w:r>
+        <w:t xml:space="preserve">, denoted</w:t>
+      </w:r>
+      <w:r>
+        <w:t xml:space="preserve"> </w:t>
+      </w:r>
       <m:oMath>
         <m:r>
           <m:rPr>
@@ -7562,21 +6917,15 @@
           <m:t>​</m:t>
         </m:r>
       </m:oMath>
-      <w:del w:id="139" w:author="PR Preview" w:date="2026-01-01T00:00:00Z">
-        <w:r>
-          <w:delText xml:space="preserve"> </w:delText>
-        </w:r>
-      </w:del>
-      <w:del w:id="140" w:author="PR Preview" w:date="2026-01-01T00:00:00Z">
-        <w:r>
-          <w:delText xml:space="preserve">or</w:delText>
-        </w:r>
-      </w:del>
-      <w:del w:id="141" w:author="PR Preview" w:date="2026-01-01T00:00:00Z">
-        <w:r>
-          <w:delText xml:space="preserve"> </w:delText>
-        </w:r>
-      </w:del>
+      <w:r>
+        <w:t xml:space="preserve"> </w:t>
+      </w:r>
+      <w:r>
+        <w:t xml:space="preserve">or</w:t>
+      </w:r>
+      <w:r>
+        <w:t xml:space="preserve"> </w:t>
+      </w:r>
       <m:oMath>
         <m:r>
           <m:rPr>
@@ -7611,297 +6960,29 @@
           <m:t>​</m:t>
         </m:r>
       </m:oMath>
-      <w:del w:id="142" w:author="PR Preview" w:date="2026-01-01T00:00:00Z">
-        <w:r>
-          <w:delText xml:space="preserve">, is the expectation of the square</w:delText>
-        </w:r>
-      </w:del>
-      <w:del w:id="143" w:author="PR Preview" w:date="2026-01-01T00:00:00Z">
-        <w:r>
-          <w:delText xml:space="preserve"> </w:delText>
-        </w:r>
-      </w:del>
-      <w:del w:id="144" w:author="PR Preview" w:date="2026-01-01T00:00:00Z">
-        <w:r>
-          <w:delText xml:space="preserve">of the</w:delText>
-        </w:r>
-      </w:del>
-      <w:del w:id="145" w:author="PR Preview" w:date="2026-01-01T00:00:00Z">
-        <w:r>
-          <w:delText xml:space="preserve"> </w:delText>
-        </w:r>
-      </w:del>
+      <w:r>
+        <w:t xml:space="preserve">, is the expectation of the square</w:t>
+      </w:r>
+      <w:r>
+        <w:t xml:space="preserve"> </w:t>
+      </w:r>
+      <w:r>
+        <w:t xml:space="preserve">of the</w:t>
+      </w:r>
+      <w:r>
+        <w:t xml:space="preserve"> </w:t>
+      </w:r>
       <w:hyperlink w:anchor="def-estimation-error">
-        <w:del w:id="146" w:author="PR Preview" w:date="2026-01-01T00:00:00Z">
-          <w:r>
-            <w:rPr>
-              <w:rStyle w:val="Hyperlink"/>
-            </w:rPr>
-            <w:delText xml:space="preserve">estimation error</w:delText>
-          </w:r>
-        </w:del>
-      </w:hyperlink>
-      <w:del w:id="147" w:author="PR Preview" w:date="2026-01-01T00:00:00Z">
-        <w:r>
-          <w:delText xml:space="preserve"> </w:delText>
-        </w:r>
-      </w:del>
-      <w:del w:id="148" w:author="PR Preview" w:date="2026-01-01T00:00:00Z">
-        <w:r>
-          <w:delText xml:space="preserve">[13]</w:delText>
-        </w:r>
-      </w:del>
-      <w:del w:id="149" w:author="PR Preview" w:date="2026-01-01T00:00:00Z">
-        <w:r>
-          <w:delText xml:space="preserve">:</w:delText>
-        </w:r>
-      </w:del>
-    </w:p>
-    <w:p>
-      <w:pPr>
-        <w:pStyle w:val="FirstParagraph"/>
-      </w:pPr>
-      <w:ins w:id="150" w:author="PR Preview" w:date="2026-01-01T00:00:00Z">
         <w:r>
           <w:rPr>
-            <w:b/>
-            <w:bCs/>
+            <w:rStyle w:val="Hyperlink"/>
           </w:rPr>
-          <w:t xml:space="preserve">Definition 8 (Mean squared error)</w:t>
+          <w:t xml:space="preserve">estimation error</w:t>
         </w:r>
-      </w:ins>
-      <w:ins w:id="151" w:author="PR Preview" w:date="2026-01-01T00:00:00Z">
-        <w:r>
-          <w:t xml:space="preserve"> </w:t>
-        </w:r>
-      </w:ins>
-      <w:ins w:id="152" w:author="PR Preview" w:date="2026-01-01T00:00:00Z">
-        <w:r>
-          <w:t xml:space="preserve">The</w:t>
-        </w:r>
-      </w:ins>
-      <w:ins w:id="153" w:author="PR Preview" w:date="2026-01-01T00:00:00Z">
-        <w:r>
-          <w:t xml:space="preserve"> </w:t>
-        </w:r>
-      </w:ins>
-      <w:ins w:id="154" w:author="PR Preview" w:date="2026-01-01T00:00:00Z">
-        <w:r>
-          <w:rPr>
-            <w:b/>
-            <w:bCs/>
-          </w:rPr>
-          <w:t xml:space="preserve">population mean squared error (pMSE)</w:t>
-        </w:r>
-      </w:ins>
-      <w:ins w:id="155" w:author="PR Preview" w:date="2026-01-01T00:00:00Z">
-        <w:r>
-          <w:t xml:space="preserve"> </w:t>
-        </w:r>
-      </w:ins>
-      <w:ins w:id="156" w:author="PR Preview" w:date="2026-01-01T00:00:00Z">
-        <w:r>
-          <w:t xml:space="preserve">of an estimator</w:t>
-        </w:r>
-      </w:ins>
-      <w:ins w:id="157" w:author="PR Preview" w:date="2026-01-01T00:00:00Z">
-        <w:r>
-          <w:t xml:space="preserve"> </w:t>
-        </w:r>
-      </w:ins>
-      <m:oMath>
-        <m:acc>
-          <m:accPr>
-            <m:chr m:val="̂"/>
-          </m:accPr>
-          <m:e>
-            <m:r>
-              <m:t>θ</m:t>
-            </m:r>
-          </m:e>
-        </m:acc>
-      </m:oMath>
-      <w:ins w:id="158" w:author="PR Preview" w:date="2026-01-01T00:00:00Z">
-        <w:r>
-          <w:t xml:space="preserve">,</w:t>
-        </w:r>
-      </w:ins>
-      <w:ins w:id="159" w:author="PR Preview" w:date="2026-01-01T00:00:00Z">
-        <w:r>
-          <w:t xml:space="preserve"> </w:t>
-        </w:r>
-      </w:ins>
-      <w:ins w:id="160" w:author="PR Preview" w:date="2026-01-01T00:00:00Z">
-        <w:r>
-          <w:t xml:space="preserve">also called its</w:t>
-        </w:r>
-      </w:ins>
-      <w:ins w:id="161" w:author="PR Preview" w:date="2026-01-01T00:00:00Z">
-        <w:r>
-          <w:t xml:space="preserve"> </w:t>
-        </w:r>
-      </w:ins>
-      <w:ins w:id="162" w:author="PR Preview" w:date="2026-01-01T00:00:00Z">
-        <w:r>
-          <w:rPr>
-            <w:b/>
-            <w:bCs/>
-          </w:rPr>
-          <w:t xml:space="preserve">mean squared error</w:t>
-        </w:r>
-      </w:ins>
-      <w:ins w:id="163" w:author="PR Preview" w:date="2026-01-01T00:00:00Z">
-        <w:r>
-          <w:t xml:space="preserve"> </w:t>
-        </w:r>
-      </w:ins>
-      <w:ins w:id="164" w:author="PR Preview" w:date="2026-01-01T00:00:00Z">
-        <w:r>
-          <w:t xml:space="preserve">or its</w:t>
-        </w:r>
-      </w:ins>
-      <w:ins w:id="165" w:author="PR Preview" w:date="2026-01-01T00:00:00Z">
-        <w:r>
-          <w:t xml:space="preserve"> </w:t>
-        </w:r>
-      </w:ins>
-      <w:ins w:id="166" w:author="PR Preview" w:date="2026-01-01T00:00:00Z">
-        <w:r>
-          <w:rPr>
-            <w:b/>
-            <w:bCs/>
-          </w:rPr>
-          <w:t xml:space="preserve">expected squared estimation error (ESEE)</w:t>
-        </w:r>
-      </w:ins>
-      <w:ins w:id="167" w:author="PR Preview" w:date="2026-01-01T00:00:00Z">
-        <w:r>
-          <w:t xml:space="preserve">, denoted</w:t>
-        </w:r>
-      </w:ins>
-      <w:ins w:id="168" w:author="PR Preview" w:date="2026-01-01T00:00:00Z">
-        <w:r>
-          <w:t xml:space="preserve"> </w:t>
-        </w:r>
-      </w:ins>
-      <m:oMath>
-        <m:r>
-          <m:rPr>
-            <m:sty m:val="p"/>
-          </m:rPr>
-          <m:t>pMSE</m:t>
-        </m:r>
-        <m:r>
-          <m:t>​</m:t>
-        </m:r>
-        <m:d>
-          <m:dPr>
-            <m:begChr m:val="("/>
-            <m:sepChr m:val=""/>
-            <m:endChr m:val=")"/>
-            <m:grow/>
-          </m:dPr>
-          <m:e>
-            <m:acc>
-              <m:accPr>
-                <m:chr m:val="̂"/>
-              </m:accPr>
-              <m:e>
-                <m:r>
-                  <m:t>θ</m:t>
-                </m:r>
-              </m:e>
-            </m:acc>
-          </m:e>
-        </m:d>
-        <m:r>
-          <m:t>​</m:t>
-        </m:r>
-      </m:oMath>
-      <w:ins w:id="169" w:author="PR Preview" w:date="2026-01-01T00:00:00Z">
-        <w:r>
-          <w:t xml:space="preserve"> </w:t>
-        </w:r>
-      </w:ins>
-      <w:ins w:id="170" w:author="PR Preview" w:date="2026-01-01T00:00:00Z">
-        <w:r>
-          <w:t xml:space="preserve">or</w:t>
-        </w:r>
-      </w:ins>
-      <w:ins w:id="171" w:author="PR Preview" w:date="2026-01-01T00:00:00Z">
-        <w:r>
-          <w:t xml:space="preserve"> </w:t>
-        </w:r>
-      </w:ins>
-      <m:oMath>
-        <m:r>
-          <m:rPr>
-            <m:sty m:val="p"/>
-          </m:rPr>
-          <m:t>ESEE</m:t>
-        </m:r>
-        <m:r>
-          <m:t>​</m:t>
-        </m:r>
-        <m:d>
-          <m:dPr>
-            <m:begChr m:val="("/>
-            <m:sepChr m:val=""/>
-            <m:endChr m:val=")"/>
-            <m:grow/>
-          </m:dPr>
-          <m:e>
-            <m:acc>
-              <m:accPr>
-                <m:chr m:val="̂"/>
-              </m:accPr>
-              <m:e>
-                <m:r>
-                  <m:t>θ</m:t>
-                </m:r>
-              </m:e>
-            </m:acc>
-          </m:e>
-        </m:d>
-        <m:r>
-          <m:t>​</m:t>
-        </m:r>
-      </m:oMath>
-      <w:ins w:id="172" w:author="PR Preview" w:date="2026-01-01T00:00:00Z">
-        <w:r>
-          <w:t xml:space="preserve">, is the expectation of the square</w:t>
-        </w:r>
-      </w:ins>
-      <w:ins w:id="173" w:author="PR Preview" w:date="2026-01-01T00:00:00Z">
-        <w:r>
-          <w:t xml:space="preserve"> </w:t>
-        </w:r>
-      </w:ins>
-      <w:ins w:id="174" w:author="PR Preview" w:date="2026-01-01T00:00:00Z">
-        <w:r>
-          <w:t xml:space="preserve">of the</w:t>
-        </w:r>
-      </w:ins>
-      <w:ins w:id="175" w:author="PR Preview" w:date="2026-01-01T00:00:00Z">
-        <w:r>
-          <w:t xml:space="preserve"> </w:t>
-        </w:r>
-      </w:ins>
-      <w:hyperlink w:anchor="def-estimation-error">
-        <w:ins w:id="176" w:author="PR Preview" w:date="2026-01-01T00:00:00Z">
-          <w:r>
-            <w:rPr>
-              <w:rStyle w:val="Hyperlink"/>
-            </w:rPr>
-            <w:t xml:space="preserve">estimation error</w:t>
-          </w:r>
-        </w:ins>
       </w:hyperlink>
-      <w:ins w:id="177" w:author="PR Preview" w:date="2026-01-01T00:00:00Z">
-        <w:r>
-          <w:t xml:space="preserve">:</w:t>
-        </w:r>
-      </w:ins>
+      <w:r>
+        <w:t xml:space="preserve">:</w:t>
+      </w:r>
     </w:p>
     <w:p>
       <w:pPr>
